--- a/mokun3/2fin/word/m3s2_grammar_check_exam.docx
+++ b/mokun3/2fin/word/m3s2_grammar_check_exam.docx
@@ -19,10 +19,10 @@
     </w:p>
     <w:p>
       <w:pPr>
-        <w:spacing w:before="0" w:after="60" w:line="259" w:lineRule="auto"/>
         <w:pBdr>
           <w:bottom w:val="single" w:sz="8" w:space="1" w:color="1F3864"/>
         </w:pBdr>
+        <w:spacing w:before="0" w:after="60" w:line="259" w:lineRule="auto"/>
       </w:pPr>
       <w:r>
         <w:rPr>
@@ -40,8 +40,8 @@
         <w:sectPr>
           <w:pgSz w:w="11906" w:h="16838"/>
           <w:pgMar w:top="680" w:right="794" w:bottom="624" w:left="794" w:header="720" w:footer="720" w:gutter="0"/>
+          <w:cols w:num="1" w:space="360"/>
           <w:docGrid w:linePitch="360"/>
-          <w:cols w:num="1" w:space="360"/>
         </w:sectPr>
       </w:pPr>
     </w:p>
@@ -3458,8 +3458,8 @@
           <w:type w:val="continuous"/>
           <w:pgSz w:w="11906" w:h="16838"/>
           <w:pgMar w:top="680" w:right="794" w:bottom="624" w:left="794" w:header="720" w:footer="720" w:gutter="0"/>
+          <w:cols w:num="2" w:space="360" w:sep="1"/>
           <w:docGrid w:linePitch="360"/>
-          <w:cols w:num="2" w:space="360" w:sep="1"/>
         </w:sectPr>
       </w:pPr>
     </w:p>
@@ -3846,8 +3846,8 @@
     <w:sectPr>
       <w:pgSz w:w="11906" w:h="16838"/>
       <w:pgMar w:top="680" w:right="794" w:bottom="624" w:left="794" w:header="720" w:footer="720" w:gutter="0"/>
+      <w:cols w:num="1" w:space="360"/>
       <w:docGrid w:linePitch="360"/>
-      <w:cols w:num="1" w:space="360"/>
     </w:sectPr>
   </w:body>
 </w:document>

--- a/mokun3/2fin/word/m3s2_grammar_check_exam.docx
+++ b/mokun3/2fin/word/m3s2_grammar_check_exam.docx
@@ -14,15 +14,15 @@
           <w:sz w:val="28"/>
           <w:u w:val="none"/>
         </w:rPr>
-        <w:t>어법 예측 CHECK — 2024·2025 3-2 기말 기출 유형 그대로</w:t>
+        <w:t>어법 CHECK — 기출 유형 · 프린트 예문 전용</w:t>
       </w:r>
     </w:p>
     <w:p>
       <w:pPr>
+        <w:spacing w:before="0" w:after="60" w:line="259" w:lineRule="auto"/>
         <w:pBdr>
           <w:bottom w:val="single" w:sz="8" w:space="1" w:color="1F3864"/>
         </w:pBdr>
-        <w:spacing w:before="0" w:after="60" w:line="259" w:lineRule="auto"/>
       </w:pPr>
       <w:r>
         <w:rPr>
@@ -40,8 +40,8 @@
         <w:sectPr>
           <w:pgSz w:w="11906" w:h="16838"/>
           <w:pgMar w:top="680" w:right="794" w:bottom="624" w:left="794" w:header="720" w:footer="720" w:gutter="0"/>
+          <w:docGrid w:linePitch="360"/>
           <w:cols w:num="1" w:space="360"/>
-          <w:docGrid w:linePitch="360"/>
         </w:sectPr>
       </w:pPr>
     </w:p>
@@ -57,7 +57,7 @@
           <w:sz w:val="16"/>
           <w:u w:val="none"/>
         </w:rPr>
-        <w:t>◆ 예측 CHECK 안내 — 개념 정리 전체를 빈칸으로 외우게 하는 대신, 최근 2개년 3-2 기말의 어법 문항이 실제로 쓴 틀(창작 글 속 (A)~(E) 판별 · 옳은 문장 개수 · 두 개 고르기 · &lt;보기&gt;처럼 바꿔 쓰기 · 역할이 다른 것 · 전치사 짝 · 간접화법)만 골라 프린트 문법으로 다시 출제했습니다. 전문문제(20문항)와 문장이 겹치지 않습니다.</w:t>
+        <w:t>◆ 2026-10-23 프린트 예문 전용판 — 보기 문장은 모두 학교 프린트의 예문·Check Up 문장입니다. 틀린 선지는 그 문장의 어법 한 곳만 바꾼 것입니다.</w:t>
       </w:r>
     </w:p>
     <w:p>
@@ -74,7 +74,7 @@
           <w:sz w:val="20"/>
           <w:u w:val="none"/>
         </w:rPr>
-        <w:t>■ 어법 예측 CHECK 1~18</w:t>
+        <w:t>■ 어법 CHECK 1~18</w:t>
       </w:r>
     </w:p>
     <w:p>
@@ -90,7 +90,7 @@
           <w:sz w:val="18"/>
           <w:u w:val="none"/>
         </w:rPr>
-        <w:t>[2025 #28·#22·#9형] 창작 글 속 어법 판별 — 두 개 고르기 · 개수 세기</w:t>
+        <w:t>[2025 #28·#22·#9형] 어법 판별 — 두 개 고르기 · 개수 세기</w:t>
       </w:r>
     </w:p>
     <w:p>
@@ -152,7 +152,59 @@
           <w:sz w:val="18"/>
           <w:u w:val="none"/>
         </w:rPr>
-        <w:t>Last month I started using a neighborhood sharing app. (A) It was generous for my neighbor to lend me her bike for a week. (B) The more I used the app, the less time I wasted shopping. (C) Being rainy, we stayed indoors and borrowed board games instead. (D) I still remember the café in which we first met to exchange the items. (E) If I knew more people in my town, I will share even more things with them.</w:t>
+        <w:t>(A) It is wise of you to have prepared in advance.</w:t>
+      </w:r>
+      <w:r>
+        <w:br/>
+      </w:r>
+      <w:r>
+        <w:rPr>
+          <w:rFonts w:ascii="맑은 고딕" w:hAnsi="맑은 고딕" w:eastAsia="맑은 고딕"/>
+          <w:b w:val="0"/>
+          <w:i w:val="0"/>
+          <w:sz w:val="18"/>
+          <w:u w:val="none"/>
+        </w:rPr>
+        <w:t>(B) The milk was too hot for the baby to drink it.</w:t>
+      </w:r>
+      <w:r>
+        <w:br/>
+      </w:r>
+      <w:r>
+        <w:rPr>
+          <w:rFonts w:ascii="맑은 고딕" w:hAnsi="맑은 고딕" w:eastAsia="맑은 고딕"/>
+          <w:b w:val="0"/>
+          <w:i w:val="0"/>
+          <w:sz w:val="18"/>
+          <w:u w:val="none"/>
+        </w:rPr>
+        <w:t>(C) Walked down the road, she met her brother.</w:t>
+      </w:r>
+      <w:r>
+        <w:br/>
+      </w:r>
+      <w:r>
+        <w:rPr>
+          <w:rFonts w:ascii="맑은 고딕" w:hAnsi="맑은 고딕" w:eastAsia="맑은 고딕"/>
+          <w:b w:val="0"/>
+          <w:i w:val="0"/>
+          <w:sz w:val="18"/>
+          <w:u w:val="none"/>
+        </w:rPr>
+        <w:t>(D) The higher the price gets, the fewer people will buy the product.</w:t>
+      </w:r>
+      <w:r>
+        <w:br/>
+      </w:r>
+      <w:r>
+        <w:rPr>
+          <w:rFonts w:ascii="맑은 고딕" w:hAnsi="맑은 고딕" w:eastAsia="맑은 고딕"/>
+          <w:b w:val="0"/>
+          <w:i w:val="0"/>
+          <w:sz w:val="18"/>
+          <w:u w:val="none"/>
+        </w:rPr>
+        <w:t>(E) If we had the time, we will go to Europe.</w:t>
       </w:r>
     </w:p>
     <w:p>
@@ -279,18 +331,14 @@
           <w:sz w:val="18"/>
           <w:u w:val="none"/>
         </w:rPr>
-        <w:t xml:space="preserve">[2025 #22형] (A)~(E) 중 어법과 의미 </w:t>
-      </w:r>
-      <w:r>
-        <w:rPr>
-          <w:rFonts w:ascii="맑은 고딕" w:hAnsi="맑은 고딕" w:eastAsia="맑은 고딕"/>
-          <w:b w:val="0"/>
-          <w:i w:val="0"/>
-          <w:sz w:val="18"/>
-          <w:u w:val="single"/>
-        </w:rPr>
-        <w:t>모두</w:t>
-      </w:r>
+        <w:t>[2025 #22형] (A)~(E) 중 어법상 옳은 문장의 개수는?</w:t>
+      </w:r>
+    </w:p>
+    <w:p>
+      <w:pPr>
+        <w:spacing w:before="0" w:after="20" w:line="259" w:lineRule="auto"/>
+        <w:ind w:left="57"/>
+      </w:pPr>
       <w:r>
         <w:rPr>
           <w:rFonts w:ascii="맑은 고딕" w:hAnsi="맑은 고딕" w:eastAsia="맑은 고딕"/>
@@ -299,14 +347,11 @@
           <w:sz w:val="18"/>
           <w:u w:val="none"/>
         </w:rPr>
-        <w:t xml:space="preserve"> 옳은 문장의 개수는?</w:t>
-      </w:r>
-    </w:p>
-    <w:p>
-      <w:pPr>
-        <w:spacing w:before="0" w:after="20" w:line="259" w:lineRule="auto"/>
-        <w:ind w:left="57"/>
-      </w:pPr>
+        <w:t>(A) If I were a lion, I would be strong.</w:t>
+      </w:r>
+      <w:r>
+        <w:br/>
+      </w:r>
       <w:r>
         <w:rPr>
           <w:rFonts w:ascii="맑은 고딕" w:hAnsi="맑은 고딕" w:eastAsia="맑은 고딕"/>
@@ -315,7 +360,7 @@
           <w:sz w:val="18"/>
           <w:u w:val="none"/>
         </w:rPr>
-        <w:t>(A) If robots could feel emotions, they would be more like humans.</w:t>
+        <w:t>(B) So fast could he run that nobody could catch him.</w:t>
       </w:r>
       <w:r>
         <w:br/>
@@ -328,7 +373,7 @@
           <w:sz w:val="18"/>
           <w:u w:val="none"/>
         </w:rPr>
-        <w:t>(B) So useful are robots that many factories depend on them.</w:t>
+        <w:t>(C) He left home early so as avoid the traffic.</w:t>
       </w:r>
       <w:r>
         <w:br/>
@@ -341,7 +386,7 @@
           <w:sz w:val="18"/>
           <w:u w:val="none"/>
         </w:rPr>
-        <w:t>(C) A self-driving car is a car which a driver is not needed.</w:t>
+        <w:t>(D) He was such a nice friend that I’ll always remember him.</w:t>
       </w:r>
       <w:r>
         <w:br/>
@@ -354,20 +399,7 @@
           <w:sz w:val="18"/>
           <w:u w:val="none"/>
         </w:rPr>
-        <w:t>(D) Engineers test robots carefully so as to they can find problems early.</w:t>
-      </w:r>
-      <w:r>
-        <w:br/>
-      </w:r>
-      <w:r>
-        <w:rPr>
-          <w:rFonts w:ascii="맑은 고딕" w:hAnsi="맑은 고딕" w:eastAsia="맑은 고딕"/>
-          <w:b w:val="0"/>
-          <w:i w:val="0"/>
-          <w:sz w:val="18"/>
-          <w:u w:val="none"/>
-        </w:rPr>
-        <w:t>(E) Robots that have AI is able to perceive their surroundings.</w:t>
+        <w:t>(E) Ted was injured so badly that he had to stay in bed for a few months.</w:t>
       </w:r>
     </w:p>
     <w:p>
@@ -520,7 +552,7 @@
           <w:sz w:val="18"/>
           <w:u w:val="single"/>
         </w:rPr>
-        <w:t>My brother is taller than any other boys in his class.</w:t>
+        <w:t>Tom is taller than any other students in his class.</w:t>
       </w:r>
       <w:r>
         <w:rPr>
@@ -540,7 +572,7 @@
           <w:sz w:val="18"/>
           <w:u w:val="single"/>
         </w:rPr>
-        <w:t>This bag is twice as heavy as mine.</w:t>
+        <w:t>This road is twice as wide as the old one.</w:t>
       </w:r>
       <w:r>
         <w:rPr>
@@ -560,7 +592,7 @@
           <w:sz w:val="18"/>
           <w:u w:val="single"/>
         </w:rPr>
-        <w:t>The earlier you leave, the sooner you will arrive.</w:t>
+        <w:t>This book is good, but the second one is still better.</w:t>
       </w:r>
       <w:r>
         <w:rPr>
@@ -580,7 +612,7 @@
           <w:sz w:val="18"/>
           <w:u w:val="single"/>
         </w:rPr>
-        <w:t>Today is much colder than yesterday.</w:t>
+        <w:t>She is one of the most influential scientist in the field.</w:t>
       </w:r>
       <w:r>
         <w:rPr>
@@ -600,7 +632,7 @@
           <w:sz w:val="18"/>
           <w:u w:val="single"/>
         </w:rPr>
-        <w:t>She is one of the most famous singer in Korea.</w:t>
+        <w:t>The closer we get to the city center, the taller the buildings become.</w:t>
       </w:r>
     </w:p>
     <w:p>
@@ -616,7 +648,7 @@
           <w:sz w:val="18"/>
           <w:u w:val="none"/>
         </w:rPr>
-        <w:t>① 3개</w:t>
+        <w:t>① 1개</w:t>
       </w:r>
       <w:r>
         <w:rPr>
@@ -656,7 +688,7 @@
           <w:sz w:val="18"/>
           <w:u w:val="none"/>
         </w:rPr>
-        <w:t>③ 1개</w:t>
+        <w:t>③ 3개</w:t>
       </w:r>
       <w:r>
         <w:rPr>
@@ -753,7 +785,7 @@
           <w:sz w:val="18"/>
           <w:u w:val="single"/>
         </w:rPr>
-        <w:t>He was such tired that he fell asleep on the bus.</w:t>
+        <w:t>He was so a nice friend that I’ll always remember him.</w:t>
       </w:r>
       <w:r>
         <w:rPr>
@@ -773,7 +805,7 @@
           <w:sz w:val="18"/>
           <w:u w:val="single"/>
         </w:rPr>
-        <w:t>So fast did the car go that I felt dizzy.</w:t>
+        <w:t>So fast did he run that nobody could catch him.</w:t>
       </w:r>
       <w:r>
         <w:rPr>
@@ -793,7 +825,7 @@
           <w:sz w:val="18"/>
           <w:u w:val="single"/>
         </w:rPr>
-        <w:t>I turned on the light so that I could see better.</w:t>
+        <w:t>I manage my time so that I can do important things first.</w:t>
       </w:r>
       <w:r>
         <w:rPr>
@@ -813,7 +845,7 @@
           <w:sz w:val="18"/>
           <w:u w:val="single"/>
         </w:rPr>
-        <w:t>She spoke loudly in order to everyone could hear her.</w:t>
+        <w:t>So dry be the desert that almost no plants could grow there.</w:t>
       </w:r>
       <w:r>
         <w:rPr>
@@ -833,7 +865,7 @@
           <w:sz w:val="18"/>
           <w:u w:val="single"/>
         </w:rPr>
-        <w:t>The test was so hard that few students passed.</w:t>
+        <w:t>I became so close to his family that it was hard to say goodbye.</w:t>
       </w:r>
       <w:r>
         <w:rPr>
@@ -853,7 +885,7 @@
           <w:sz w:val="18"/>
           <w:u w:val="single"/>
         </w:rPr>
-        <w:t>So dry was the desert that nothing could grow there.</w:t>
+        <w:t>So tired was he that he couldn’t walk.</w:t>
       </w:r>
     </w:p>
     <w:p>
@@ -909,7 +941,7 @@
           <w:sz w:val="18"/>
           <w:u w:val="none"/>
         </w:rPr>
-        <w:t>③ 5개</w:t>
+        <w:t>③ 4개</w:t>
       </w:r>
       <w:r>
         <w:rPr>
@@ -929,7 +961,7 @@
           <w:sz w:val="18"/>
           <w:u w:val="none"/>
         </w:rPr>
-        <w:t>④ 4개</w:t>
+        <w:t>④ 5개</w:t>
       </w:r>
       <w:r>
         <w:rPr>
@@ -970,6 +1002,22 @@
           <w:sz w:val="18"/>
           <w:u w:val="none"/>
         </w:rPr>
+        <w:t>[2025 #26·#11·#17형] 옳은 문장 · 바꿔 쓰기 · 같은 역할</w:t>
+      </w:r>
+    </w:p>
+    <w:p>
+      <w:pPr>
+        <w:keepNext/>
+        <w:spacing w:before="0" w:after="20" w:line="259" w:lineRule="auto"/>
+      </w:pPr>
+      <w:r>
+        <w:rPr>
+          <w:rFonts w:ascii="맑은 고딕" w:hAnsi="맑은 고딕" w:eastAsia="맑은 고딕"/>
+          <w:b/>
+          <w:i w:val="0"/>
+          <w:sz w:val="18"/>
+          <w:u w:val="none"/>
+        </w:rPr>
         <w:t xml:space="preserve">5. </w:t>
       </w:r>
       <w:r>
@@ -980,8 +1028,104 @@
           <w:sz w:val="18"/>
           <w:u w:val="none"/>
         </w:rPr>
-        <w:t xml:space="preserve">[2025 #28형 · 환경] (A)~(E) 중 어법상 옳은 것을 </w:t>
-      </w:r>
+        <w:t>[2025 #26형] 두 문장의 뜻이 같도록 바꾼 것 중 어법상 옳은 것은?</w:t>
+      </w:r>
+    </w:p>
+    <w:p>
+      <w:pPr>
+        <w:spacing w:before="0" w:after="0" w:line="259" w:lineRule="auto"/>
+        <w:ind w:left="113"/>
+      </w:pPr>
+      <w:r>
+        <w:rPr>
+          <w:rFonts w:ascii="맑은 고딕" w:hAnsi="맑은 고딕" w:eastAsia="맑은 고딕"/>
+          <w:b w:val="0"/>
+          <w:i w:val="0"/>
+          <w:sz w:val="18"/>
+          <w:u w:val="none"/>
+        </w:rPr>
+        <w:t>① She was happy to have passed the test.</w:t>
+      </w:r>
+    </w:p>
+    <w:p>
+      <w:pPr>
+        <w:spacing w:before="0" w:after="0" w:line="259" w:lineRule="auto"/>
+        <w:ind w:left="113"/>
+      </w:pPr>
+      <w:r>
+        <w:rPr>
+          <w:rFonts w:ascii="맑은 고딕" w:hAnsi="맑은 고딕" w:eastAsia="맑은 고딕"/>
+          <w:b w:val="0"/>
+          <w:i w:val="0"/>
+          <w:sz w:val="18"/>
+          <w:u w:val="none"/>
+        </w:rPr>
+        <w:t>② The teacher expects students follow the rules.</w:t>
+      </w:r>
+    </w:p>
+    <w:p>
+      <w:pPr>
+        <w:spacing w:before="0" w:after="0" w:line="259" w:lineRule="auto"/>
+        <w:ind w:left="113"/>
+      </w:pPr>
+      <w:r>
+        <w:rPr>
+          <w:rFonts w:ascii="맑은 고딕" w:hAnsi="맑은 고딕" w:eastAsia="맑은 고딕"/>
+          <w:b w:val="0"/>
+          <w:i w:val="0"/>
+          <w:sz w:val="18"/>
+          <w:u w:val="none"/>
+        </w:rPr>
+        <w:t>③ She persuaded others that join the school club.</w:t>
+      </w:r>
+    </w:p>
+    <w:p>
+      <w:pPr>
+        <w:spacing w:before="0" w:after="0" w:line="259" w:lineRule="auto"/>
+        <w:ind w:left="113"/>
+      </w:pPr>
+      <w:r>
+        <w:rPr>
+          <w:rFonts w:ascii="맑은 고딕" w:hAnsi="맑은 고딕" w:eastAsia="맑은 고딕"/>
+          <w:b w:val="0"/>
+          <w:i w:val="0"/>
+          <w:sz w:val="18"/>
+          <w:u w:val="none"/>
+        </w:rPr>
+        <w:t>④ It is wise for you to have prepared in advance.</w:t>
+      </w:r>
+    </w:p>
+    <w:p>
+      <w:pPr>
+        <w:spacing w:before="0" w:after="0" w:line="259" w:lineRule="auto"/>
+        <w:ind w:left="113"/>
+      </w:pPr>
+      <w:r>
+        <w:rPr>
+          <w:rFonts w:ascii="맑은 고딕" w:hAnsi="맑은 고딕" w:eastAsia="맑은 고딕"/>
+          <w:b w:val="0"/>
+          <w:i w:val="0"/>
+          <w:sz w:val="18"/>
+          <w:u w:val="none"/>
+        </w:rPr>
+        <w:t>⑤ The milk was too hot for the baby to drink it.</w:t>
+      </w:r>
+    </w:p>
+    <w:p>
+      <w:pPr>
+        <w:spacing w:before="0" w:after="0" w:line="259" w:lineRule="auto"/>
+      </w:pPr>
+    </w:p>
+    <w:p>
+      <w:pPr>
+        <w:spacing w:before="0" w:after="40" w:line="259" w:lineRule="auto"/>
+      </w:pPr>
+    </w:p>
+    <w:p>
+      <w:pPr>
+        <w:keepNext/>
+        <w:spacing w:before="0" w:after="20" w:line="259" w:lineRule="auto"/>
+      </w:pPr>
       <w:r>
         <w:rPr>
           <w:rFonts w:ascii="맑은 고딕" w:hAnsi="맑은 고딕" w:eastAsia="맑은 고딕"/>
@@ -990,7 +1134,7 @@
           <w:sz w:val="18"/>
           <w:u w:val="none"/>
         </w:rPr>
-        <w:t>두 개</w:t>
+        <w:t xml:space="preserve">6. </w:t>
       </w:r>
       <w:r>
         <w:rPr>
@@ -1000,7 +1144,7 @@
           <w:sz w:val="18"/>
           <w:u w:val="none"/>
         </w:rPr>
-        <w:t xml:space="preserve"> 고르면?</w:t>
+        <w:t>[2025 #11형] &lt;보기&gt;처럼 바꿔 쓸 때 빈칸에 알맞은 것은?</w:t>
       </w:r>
     </w:p>
     <w:p>
@@ -1016,14 +1160,18 @@
           <w:sz w:val="18"/>
           <w:u w:val="none"/>
         </w:rPr>
-        <w:t>(A) It is necessary of us to save energy at home. (B) The fewer cars people drive, the cleaner the air becomes. (C) Seeing from above, the city looked like a green garden. (D) If I lived near the sea, I would swim every morning. (E) She left early so that avoid the heavy traffic.</w:t>
-      </w:r>
-    </w:p>
-    <w:p>
-      <w:pPr>
-        <w:spacing w:before="0" w:after="20" w:line="259" w:lineRule="auto"/>
-        <w:ind w:left="113"/>
-      </w:pPr>
+        <w:t xml:space="preserve">〈보기〉 She was happy that she had passed the test. → She was happy </w:t>
+      </w:r>
+      <w:r>
+        <w:rPr>
+          <w:rFonts w:ascii="맑은 고딕" w:hAnsi="맑은 고딕" w:eastAsia="맑은 고딕"/>
+          <w:b w:val="0"/>
+          <w:i w:val="0"/>
+          <w:sz w:val="18"/>
+          <w:u w:val="single"/>
+        </w:rPr>
+        <w:t>to have passed</w:t>
+      </w:r>
       <w:r>
         <w:rPr>
           <w:rFonts w:ascii="맑은 고딕" w:hAnsi="맑은 고딕" w:eastAsia="맑은 고딕"/>
@@ -1032,7 +1180,547 @@
           <w:sz w:val="18"/>
           <w:u w:val="none"/>
         </w:rPr>
-        <w:t>① (A)</w:t>
+        <w:t xml:space="preserve"> the test.</w:t>
+      </w:r>
+      <w:r>
+        <w:br/>
+      </w:r>
+      <w:r>
+        <w:br/>
+      </w:r>
+      <w:r>
+        <w:rPr>
+          <w:rFonts w:ascii="맑은 고딕" w:hAnsi="맑은 고딕" w:eastAsia="맑은 고딕"/>
+          <w:b w:val="0"/>
+          <w:i w:val="0"/>
+          <w:sz w:val="18"/>
+          <w:u w:val="none"/>
+        </w:rPr>
+        <w:t>You are wise because you prepared in advance. → It is wise of you ________ in advance.</w:t>
+      </w:r>
+    </w:p>
+    <w:p>
+      <w:pPr>
+        <w:spacing w:before="0" w:after="0" w:line="259" w:lineRule="auto"/>
+        <w:ind w:left="113"/>
+      </w:pPr>
+      <w:r>
+        <w:rPr>
+          <w:rFonts w:ascii="맑은 고딕" w:hAnsi="맑은 고딕" w:eastAsia="맑은 고딕"/>
+          <w:b w:val="0"/>
+          <w:i w:val="0"/>
+          <w:sz w:val="18"/>
+          <w:u w:val="none"/>
+        </w:rPr>
+        <w:t>① to prepare</w:t>
+      </w:r>
+    </w:p>
+    <w:p>
+      <w:pPr>
+        <w:spacing w:before="0" w:after="0" w:line="259" w:lineRule="auto"/>
+        <w:ind w:left="113"/>
+      </w:pPr>
+      <w:r>
+        <w:rPr>
+          <w:rFonts w:ascii="맑은 고딕" w:hAnsi="맑은 고딕" w:eastAsia="맑은 고딕"/>
+          <w:b w:val="0"/>
+          <w:i w:val="0"/>
+          <w:sz w:val="18"/>
+          <w:u w:val="none"/>
+        </w:rPr>
+        <w:t>② preparing</w:t>
+      </w:r>
+    </w:p>
+    <w:p>
+      <w:pPr>
+        <w:spacing w:before="0" w:after="0" w:line="259" w:lineRule="auto"/>
+        <w:ind w:left="113"/>
+      </w:pPr>
+      <w:r>
+        <w:rPr>
+          <w:rFonts w:ascii="맑은 고딕" w:hAnsi="맑은 고딕" w:eastAsia="맑은 고딕"/>
+          <w:b w:val="0"/>
+          <w:i w:val="0"/>
+          <w:sz w:val="18"/>
+          <w:u w:val="none"/>
+        </w:rPr>
+        <w:t>③ to be prepared</w:t>
+      </w:r>
+    </w:p>
+    <w:p>
+      <w:pPr>
+        <w:spacing w:before="0" w:after="0" w:line="259" w:lineRule="auto"/>
+        <w:ind w:left="113"/>
+      </w:pPr>
+      <w:r>
+        <w:rPr>
+          <w:rFonts w:ascii="맑은 고딕" w:hAnsi="맑은 고딕" w:eastAsia="맑은 고딕"/>
+          <w:b w:val="0"/>
+          <w:i w:val="0"/>
+          <w:sz w:val="18"/>
+          <w:u w:val="none"/>
+        </w:rPr>
+        <w:t>④ to have prepared</w:t>
+      </w:r>
+    </w:p>
+    <w:p>
+      <w:pPr>
+        <w:spacing w:before="0" w:after="0" w:line="259" w:lineRule="auto"/>
+        <w:ind w:left="113"/>
+      </w:pPr>
+      <w:r>
+        <w:rPr>
+          <w:rFonts w:ascii="맑은 고딕" w:hAnsi="맑은 고딕" w:eastAsia="맑은 고딕"/>
+          <w:b w:val="0"/>
+          <w:i w:val="0"/>
+          <w:sz w:val="18"/>
+          <w:u w:val="none"/>
+        </w:rPr>
+        <w:t>⑤ having prepared</w:t>
+      </w:r>
+    </w:p>
+    <w:p>
+      <w:pPr>
+        <w:spacing w:before="0" w:after="0" w:line="259" w:lineRule="auto"/>
+      </w:pPr>
+    </w:p>
+    <w:p>
+      <w:pPr>
+        <w:spacing w:before="0" w:after="40" w:line="259" w:lineRule="auto"/>
+      </w:pPr>
+    </w:p>
+    <w:p>
+      <w:pPr>
+        <w:keepNext/>
+        <w:spacing w:before="0" w:after="20" w:line="259" w:lineRule="auto"/>
+      </w:pPr>
+      <w:r>
+        <w:rPr>
+          <w:rFonts w:ascii="맑은 고딕" w:hAnsi="맑은 고딕" w:eastAsia="맑은 고딕"/>
+          <w:b/>
+          <w:i w:val="0"/>
+          <w:sz w:val="18"/>
+          <w:u w:val="none"/>
+        </w:rPr>
+        <w:t xml:space="preserve">7. </w:t>
+      </w:r>
+      <w:r>
+        <w:rPr>
+          <w:rFonts w:ascii="맑은 고딕" w:hAnsi="맑은 고딕" w:eastAsia="맑은 고딕"/>
+          <w:b w:val="0"/>
+          <w:i w:val="0"/>
+          <w:sz w:val="18"/>
+          <w:u w:val="none"/>
+        </w:rPr>
+        <w:t>[2025 #17형] &lt;보기&gt;의 밑줄 친 부분과 같은 역할을 하는 것은?</w:t>
+      </w:r>
+    </w:p>
+    <w:p>
+      <w:pPr>
+        <w:spacing w:before="0" w:after="20" w:line="259" w:lineRule="auto"/>
+        <w:ind w:left="57"/>
+      </w:pPr>
+      <w:r>
+        <w:rPr>
+          <w:rFonts w:ascii="맑은 고딕" w:hAnsi="맑은 고딕" w:eastAsia="맑은 고딕"/>
+          <w:b w:val="0"/>
+          <w:i w:val="0"/>
+          <w:sz w:val="18"/>
+          <w:u w:val="none"/>
+        </w:rPr>
+        <w:t xml:space="preserve">〈보기〉 I manage my time </w:t>
+      </w:r>
+      <w:r>
+        <w:rPr>
+          <w:rFonts w:ascii="맑은 고딕" w:hAnsi="맑은 고딕" w:eastAsia="맑은 고딕"/>
+          <w:b w:val="0"/>
+          <w:i w:val="0"/>
+          <w:sz w:val="18"/>
+          <w:u w:val="single"/>
+        </w:rPr>
+        <w:t>so that</w:t>
+      </w:r>
+      <w:r>
+        <w:rPr>
+          <w:rFonts w:ascii="맑은 고딕" w:hAnsi="맑은 고딕" w:eastAsia="맑은 고딕"/>
+          <w:b w:val="0"/>
+          <w:i w:val="0"/>
+          <w:sz w:val="18"/>
+          <w:u w:val="none"/>
+        </w:rPr>
+        <w:t xml:space="preserve"> I can do important things first.</w:t>
+      </w:r>
+    </w:p>
+    <w:p>
+      <w:pPr>
+        <w:spacing w:before="0" w:after="0" w:line="259" w:lineRule="auto"/>
+        <w:ind w:left="113"/>
+      </w:pPr>
+      <w:r>
+        <w:rPr>
+          <w:rFonts w:ascii="맑은 고딕" w:hAnsi="맑은 고딕" w:eastAsia="맑은 고딕"/>
+          <w:b w:val="0"/>
+          <w:i w:val="0"/>
+          <w:sz w:val="18"/>
+          <w:u w:val="none"/>
+        </w:rPr>
+        <w:t>① Ted was injured so badly that he had to stay in bed for a few months.</w:t>
+      </w:r>
+    </w:p>
+    <w:p>
+      <w:pPr>
+        <w:spacing w:before="0" w:after="0" w:line="259" w:lineRule="auto"/>
+        <w:ind w:left="113"/>
+      </w:pPr>
+      <w:r>
+        <w:rPr>
+          <w:rFonts w:ascii="맑은 고딕" w:hAnsi="맑은 고딕" w:eastAsia="맑은 고딕"/>
+          <w:b w:val="0"/>
+          <w:i w:val="0"/>
+          <w:sz w:val="18"/>
+          <w:u w:val="none"/>
+        </w:rPr>
+        <w:t>② My mom closed the window so that the baby could sleep well.</w:t>
+      </w:r>
+    </w:p>
+    <w:p>
+      <w:pPr>
+        <w:spacing w:before="0" w:after="0" w:line="259" w:lineRule="auto"/>
+        <w:ind w:left="113"/>
+      </w:pPr>
+      <w:r>
+        <w:rPr>
+          <w:rFonts w:ascii="맑은 고딕" w:hAnsi="맑은 고딕" w:eastAsia="맑은 고딕"/>
+          <w:b w:val="0"/>
+          <w:i w:val="0"/>
+          <w:sz w:val="18"/>
+          <w:u w:val="none"/>
+        </w:rPr>
+        <w:t>③ I became so close to his family that it was hard to say goodbye.</w:t>
+      </w:r>
+    </w:p>
+    <w:p>
+      <w:pPr>
+        <w:spacing w:before="0" w:after="0" w:line="259" w:lineRule="auto"/>
+        <w:ind w:left="113"/>
+      </w:pPr>
+      <w:r>
+        <w:rPr>
+          <w:rFonts w:ascii="맑은 고딕" w:hAnsi="맑은 고딕" w:eastAsia="맑은 고딕"/>
+          <w:b w:val="0"/>
+          <w:i w:val="0"/>
+          <w:sz w:val="18"/>
+          <w:u w:val="none"/>
+        </w:rPr>
+        <w:t>④ He was such a nice friend that I’ll always remember him.</w:t>
+      </w:r>
+    </w:p>
+    <w:p>
+      <w:pPr>
+        <w:spacing w:before="0" w:after="0" w:line="259" w:lineRule="auto"/>
+        <w:ind w:left="113"/>
+      </w:pPr>
+      <w:r>
+        <w:rPr>
+          <w:rFonts w:ascii="맑은 고딕" w:hAnsi="맑은 고딕" w:eastAsia="맑은 고딕"/>
+          <w:b w:val="0"/>
+          <w:i w:val="0"/>
+          <w:sz w:val="18"/>
+          <w:u w:val="none"/>
+        </w:rPr>
+        <w:t>⑤ So tired was he that he couldn’t walk.</w:t>
+      </w:r>
+    </w:p>
+    <w:p>
+      <w:pPr>
+        <w:spacing w:before="0" w:after="0" w:line="259" w:lineRule="auto"/>
+      </w:pPr>
+    </w:p>
+    <w:p>
+      <w:pPr>
+        <w:spacing w:before="0" w:after="40" w:line="259" w:lineRule="auto"/>
+      </w:pPr>
+    </w:p>
+    <w:p>
+      <w:pPr>
+        <w:keepNext/>
+        <w:spacing w:before="0" w:after="20" w:line="259" w:lineRule="auto"/>
+      </w:pPr>
+      <w:r>
+        <w:rPr>
+          <w:rFonts w:ascii="맑은 고딕" w:hAnsi="맑은 고딕" w:eastAsia="맑은 고딕"/>
+          <w:b/>
+          <w:i w:val="0"/>
+          <w:sz w:val="18"/>
+          <w:u w:val="none"/>
+        </w:rPr>
+        <w:t>[2024 #9·#10·#23·#26형] 틀린 문장 · 있는 대로 · 분사구문 · 전치사</w:t>
+      </w:r>
+    </w:p>
+    <w:p>
+      <w:pPr>
+        <w:keepNext/>
+        <w:spacing w:before="0" w:after="20" w:line="259" w:lineRule="auto"/>
+      </w:pPr>
+      <w:r>
+        <w:rPr>
+          <w:rFonts w:ascii="맑은 고딕" w:hAnsi="맑은 고딕" w:eastAsia="맑은 고딕"/>
+          <w:b/>
+          <w:i w:val="0"/>
+          <w:sz w:val="18"/>
+          <w:u w:val="none"/>
+        </w:rPr>
+        <w:t xml:space="preserve">8. </w:t>
+      </w:r>
+      <w:r>
+        <w:rPr>
+          <w:rFonts w:ascii="맑은 고딕" w:hAnsi="맑은 고딕" w:eastAsia="맑은 고딕"/>
+          <w:b w:val="0"/>
+          <w:i w:val="0"/>
+          <w:sz w:val="18"/>
+          <w:u w:val="none"/>
+        </w:rPr>
+        <w:t xml:space="preserve">[2024 #9형] 다음 중 어법이 옳지 </w:t>
+      </w:r>
+      <w:r>
+        <w:rPr>
+          <w:rFonts w:ascii="맑은 고딕" w:hAnsi="맑은 고딕" w:eastAsia="맑은 고딕"/>
+          <w:b w:val="0"/>
+          <w:i w:val="0"/>
+          <w:sz w:val="18"/>
+          <w:u w:val="single"/>
+        </w:rPr>
+        <w:t>않은</w:t>
+      </w:r>
+      <w:r>
+        <w:rPr>
+          <w:rFonts w:ascii="맑은 고딕" w:hAnsi="맑은 고딕" w:eastAsia="맑은 고딕"/>
+          <w:b w:val="0"/>
+          <w:i w:val="0"/>
+          <w:sz w:val="18"/>
+          <w:u w:val="none"/>
+        </w:rPr>
+        <w:t xml:space="preserve"> 문장은?</w:t>
+      </w:r>
+    </w:p>
+    <w:p>
+      <w:pPr>
+        <w:spacing w:before="0" w:after="0" w:line="259" w:lineRule="auto"/>
+        <w:ind w:left="113"/>
+      </w:pPr>
+      <w:r>
+        <w:rPr>
+          <w:rFonts w:ascii="맑은 고딕" w:hAnsi="맑은 고딕" w:eastAsia="맑은 고딕"/>
+          <w:b w:val="0"/>
+          <w:i w:val="0"/>
+          <w:sz w:val="18"/>
+          <w:u w:val="none"/>
+        </w:rPr>
+        <w:t>① This is the house where I was born.</w:t>
+      </w:r>
+    </w:p>
+    <w:p>
+      <w:pPr>
+        <w:spacing w:before="0" w:after="0" w:line="259" w:lineRule="auto"/>
+        <w:ind w:left="113"/>
+      </w:pPr>
+      <w:r>
+        <w:rPr>
+          <w:rFonts w:ascii="맑은 고딕" w:hAnsi="맑은 고딕" w:eastAsia="맑은 고딕"/>
+          <w:b w:val="0"/>
+          <w:i w:val="0"/>
+          <w:sz w:val="18"/>
+          <w:u w:val="none"/>
+        </w:rPr>
+        <w:t>② I remember the day when we first met.</w:t>
+      </w:r>
+    </w:p>
+    <w:p>
+      <w:pPr>
+        <w:spacing w:before="0" w:after="0" w:line="259" w:lineRule="auto"/>
+        <w:ind w:left="113"/>
+      </w:pPr>
+      <w:r>
+        <w:rPr>
+          <w:rFonts w:ascii="맑은 고딕" w:hAnsi="맑은 고딕" w:eastAsia="맑은 고딕"/>
+          <w:b w:val="0"/>
+          <w:i w:val="0"/>
+          <w:sz w:val="18"/>
+          <w:u w:val="none"/>
+        </w:rPr>
+        <w:t>③ The internet has changed the way how people buy music.</w:t>
+      </w:r>
+    </w:p>
+    <w:p>
+      <w:pPr>
+        <w:spacing w:before="0" w:after="0" w:line="259" w:lineRule="auto"/>
+        <w:ind w:left="113"/>
+      </w:pPr>
+      <w:r>
+        <w:rPr>
+          <w:rFonts w:ascii="맑은 고딕" w:hAnsi="맑은 고딕" w:eastAsia="맑은 고딕"/>
+          <w:b w:val="0"/>
+          <w:i w:val="0"/>
+          <w:sz w:val="18"/>
+          <w:u w:val="none"/>
+        </w:rPr>
+        <w:t>④ Tell me the reason why you were absent.</w:t>
+      </w:r>
+    </w:p>
+    <w:p>
+      <w:pPr>
+        <w:spacing w:before="0" w:after="0" w:line="259" w:lineRule="auto"/>
+        <w:ind w:left="113"/>
+      </w:pPr>
+      <w:r>
+        <w:rPr>
+          <w:rFonts w:ascii="맑은 고딕" w:hAnsi="맑은 고딕" w:eastAsia="맑은 고딕"/>
+          <w:b w:val="0"/>
+          <w:i w:val="0"/>
+          <w:sz w:val="18"/>
+          <w:u w:val="none"/>
+        </w:rPr>
+        <w:t>⑤ The internet has changed the way in which people buy music.</w:t>
+      </w:r>
+    </w:p>
+    <w:p>
+      <w:pPr>
+        <w:spacing w:before="0" w:after="0" w:line="259" w:lineRule="auto"/>
+      </w:pPr>
+    </w:p>
+    <w:p>
+      <w:pPr>
+        <w:spacing w:before="0" w:after="40" w:line="259" w:lineRule="auto"/>
+      </w:pPr>
+    </w:p>
+    <w:p>
+      <w:pPr>
+        <w:keepNext/>
+        <w:spacing w:before="0" w:after="20" w:line="259" w:lineRule="auto"/>
+      </w:pPr>
+      <w:r>
+        <w:rPr>
+          <w:rFonts w:ascii="맑은 고딕" w:hAnsi="맑은 고딕" w:eastAsia="맑은 고딕"/>
+          <w:b/>
+          <w:i w:val="0"/>
+          <w:sz w:val="18"/>
+          <w:u w:val="none"/>
+        </w:rPr>
+        <w:t xml:space="preserve">9. </w:t>
+      </w:r>
+      <w:r>
+        <w:rPr>
+          <w:rFonts w:ascii="맑은 고딕" w:hAnsi="맑은 고딕" w:eastAsia="맑은 고딕"/>
+          <w:b w:val="0"/>
+          <w:i w:val="0"/>
+          <w:sz w:val="18"/>
+          <w:u w:val="none"/>
+        </w:rPr>
+        <w:t xml:space="preserve">[2024 #10형] 어법상 옳은 문장만을 &lt;보기&gt;에서 </w:t>
+      </w:r>
+      <w:r>
+        <w:rPr>
+          <w:rFonts w:ascii="맑은 고딕" w:hAnsi="맑은 고딕" w:eastAsia="맑은 고딕"/>
+          <w:b/>
+          <w:i w:val="0"/>
+          <w:sz w:val="18"/>
+          <w:u w:val="none"/>
+        </w:rPr>
+        <w:t>있는 대로</w:t>
+      </w:r>
+      <w:r>
+        <w:rPr>
+          <w:rFonts w:ascii="맑은 고딕" w:hAnsi="맑은 고딕" w:eastAsia="맑은 고딕"/>
+          <w:b w:val="0"/>
+          <w:i w:val="0"/>
+          <w:sz w:val="18"/>
+          <w:u w:val="none"/>
+        </w:rPr>
+        <w:t xml:space="preserve"> 고른 것은?</w:t>
+      </w:r>
+    </w:p>
+    <w:p>
+      <w:pPr>
+        <w:spacing w:before="0" w:after="20" w:line="259" w:lineRule="auto"/>
+        <w:ind w:left="57"/>
+      </w:pPr>
+      <w:r>
+        <w:rPr>
+          <w:rFonts w:ascii="맑은 고딕" w:hAnsi="맑은 고딕" w:eastAsia="맑은 고딕"/>
+          <w:b w:val="0"/>
+          <w:i w:val="0"/>
+          <w:sz w:val="18"/>
+          <w:u w:val="none"/>
+        </w:rPr>
+        <w:t>ⓐ If you should meet Tom, tell him to call me.</w:t>
+      </w:r>
+      <w:r>
+        <w:br/>
+      </w:r>
+      <w:r>
+        <w:rPr>
+          <w:rFonts w:ascii="맑은 고딕" w:hAnsi="맑은 고딕" w:eastAsia="맑은 고딕"/>
+          <w:b w:val="0"/>
+          <w:i w:val="0"/>
+          <w:sz w:val="18"/>
+          <w:u w:val="none"/>
+        </w:rPr>
+        <w:t>ⓑ If you were to have the choice of any super powers, which one would you choose?</w:t>
+      </w:r>
+      <w:r>
+        <w:br/>
+      </w:r>
+      <w:r>
+        <w:rPr>
+          <w:rFonts w:ascii="맑은 고딕" w:hAnsi="맑은 고딕" w:eastAsia="맑은 고딕"/>
+          <w:b w:val="0"/>
+          <w:i w:val="0"/>
+          <w:sz w:val="18"/>
+          <w:u w:val="none"/>
+        </w:rPr>
+        <w:t>ⓒ If he didn’t knew the answer, he would ask the teacher.</w:t>
+      </w:r>
+      <w:r>
+        <w:br/>
+      </w:r>
+      <w:r>
+        <w:rPr>
+          <w:rFonts w:ascii="맑은 고딕" w:hAnsi="맑은 고딕" w:eastAsia="맑은 고딕"/>
+          <w:b w:val="0"/>
+          <w:i w:val="0"/>
+          <w:sz w:val="18"/>
+          <w:u w:val="none"/>
+        </w:rPr>
+        <w:t>ⓓ If you happen to find my wallet, please let me know.</w:t>
+      </w:r>
+      <w:r>
+        <w:br/>
+      </w:r>
+      <w:r>
+        <w:rPr>
+          <w:rFonts w:ascii="맑은 고딕" w:hAnsi="맑은 고딕" w:eastAsia="맑은 고딕"/>
+          <w:b w:val="0"/>
+          <w:i w:val="0"/>
+          <w:sz w:val="18"/>
+          <w:u w:val="none"/>
+        </w:rPr>
+        <w:t>ⓔ If he were a billionaire, he would buy anything he wanted.</w:t>
+      </w:r>
+    </w:p>
+    <w:p>
+      <w:pPr>
+        <w:spacing w:before="0" w:after="20" w:line="259" w:lineRule="auto"/>
+        <w:ind w:left="113"/>
+      </w:pPr>
+      <w:r>
+        <w:rPr>
+          <w:rFonts w:ascii="맑은 고딕" w:hAnsi="맑은 고딕" w:eastAsia="맑은 고딕"/>
+          <w:b w:val="0"/>
+          <w:i w:val="0"/>
+          <w:sz w:val="18"/>
+          <w:u w:val="none"/>
+        </w:rPr>
+        <w:t>① ⓐ, ⓑ</w:t>
       </w:r>
       <w:r>
         <w:rPr>
@@ -1052,7 +1740,7 @@
           <w:sz w:val="18"/>
           <w:u w:val="none"/>
         </w:rPr>
-        <w:t>② (B)</w:t>
+        <w:t>② ⓐ, ⓒ, ⓔ</w:t>
       </w:r>
       <w:r>
         <w:rPr>
@@ -1072,7 +1760,7 @@
           <w:sz w:val="18"/>
           <w:u w:val="none"/>
         </w:rPr>
-        <w:t>③ (C)</w:t>
+        <w:t>③ ⓑ, ⓒ, ⓓ</w:t>
       </w:r>
       <w:r>
         <w:rPr>
@@ -1092,7 +1780,7 @@
           <w:sz w:val="18"/>
           <w:u w:val="none"/>
         </w:rPr>
-        <w:t>④ (D)</w:t>
+        <w:t>④ ⓒ, ⓓ, ⓔ</w:t>
       </w:r>
       <w:r>
         <w:rPr>
@@ -1112,7 +1800,7 @@
           <w:sz w:val="18"/>
           <w:u w:val="none"/>
         </w:rPr>
-        <w:t>⑤ (E)</w:t>
+        <w:t>⑤ ⓐ, ⓑ, ⓓ, ⓔ</w:t>
       </w:r>
     </w:p>
     <w:p>
@@ -1133,8 +1821,108 @@
           <w:sz w:val="18"/>
           <w:u w:val="none"/>
         </w:rPr>
-        <w:t>[2025 #26·#11·#13·#17형] 옳은 문장 · 바꿔 쓰기 · 역할 구별</w:t>
-      </w:r>
+        <w:t xml:space="preserve">10. </w:t>
+      </w:r>
+      <w:r>
+        <w:rPr>
+          <w:rFonts w:ascii="맑은 고딕" w:hAnsi="맑은 고딕" w:eastAsia="맑은 고딕"/>
+          <w:b w:val="0"/>
+          <w:i w:val="0"/>
+          <w:sz w:val="18"/>
+          <w:u w:val="none"/>
+        </w:rPr>
+        <w:t>[2024 #23형] 분사구문을 바르게 만든 것은?</w:t>
+      </w:r>
+    </w:p>
+    <w:p>
+      <w:pPr>
+        <w:spacing w:before="0" w:after="0" w:line="259" w:lineRule="auto"/>
+        <w:ind w:left="113"/>
+      </w:pPr>
+      <w:r>
+        <w:rPr>
+          <w:rFonts w:ascii="맑은 고딕" w:hAnsi="맑은 고딕" w:eastAsia="맑은 고딕"/>
+          <w:b w:val="0"/>
+          <w:i w:val="0"/>
+          <w:sz w:val="18"/>
+          <w:u w:val="none"/>
+        </w:rPr>
+        <w:t>① When I saw a dog, I was so happy. → Seen a dog, I was so happy.</w:t>
+      </w:r>
+    </w:p>
+    <w:p>
+      <w:pPr>
+        <w:spacing w:before="0" w:after="0" w:line="259" w:lineRule="auto"/>
+        <w:ind w:left="113"/>
+      </w:pPr>
+      <w:r>
+        <w:rPr>
+          <w:rFonts w:ascii="맑은 고딕" w:hAnsi="맑은 고딕" w:eastAsia="맑은 고딕"/>
+          <w:b w:val="0"/>
+          <w:i w:val="0"/>
+          <w:sz w:val="18"/>
+          <w:u w:val="none"/>
+        </w:rPr>
+        <w:t>② Because he had lost his wallet, he couldn’t pay for lunch. → Having lost his wallet, he couldn’t pay for lunch.</w:t>
+      </w:r>
+    </w:p>
+    <w:p>
+      <w:pPr>
+        <w:spacing w:before="0" w:after="0" w:line="259" w:lineRule="auto"/>
+        <w:ind w:left="113"/>
+      </w:pPr>
+      <w:r>
+        <w:rPr>
+          <w:rFonts w:ascii="맑은 고딕" w:hAnsi="맑은 고딕" w:eastAsia="맑은 고딕"/>
+          <w:b w:val="0"/>
+          <w:i w:val="0"/>
+          <w:sz w:val="18"/>
+          <w:u w:val="none"/>
+        </w:rPr>
+        <w:t>③ Because she hadn’t finished her homework, she couldn’t go out. → Having not finished her homework, she couldn’t go out.</w:t>
+      </w:r>
+    </w:p>
+    <w:p>
+      <w:pPr>
+        <w:spacing w:before="0" w:after="0" w:line="259" w:lineRule="auto"/>
+        <w:ind w:left="113"/>
+      </w:pPr>
+      <w:r>
+        <w:rPr>
+          <w:rFonts w:ascii="맑은 고딕" w:hAnsi="맑은 고딕" w:eastAsia="맑은 고딕"/>
+          <w:b w:val="0"/>
+          <w:i w:val="0"/>
+          <w:sz w:val="18"/>
+          <w:u w:val="none"/>
+        </w:rPr>
+        <w:t>④ If it is used properly, this tool is very useful. → Using properly, this tool is very useful.</w:t>
+      </w:r>
+    </w:p>
+    <w:p>
+      <w:pPr>
+        <w:spacing w:before="0" w:after="0" w:line="259" w:lineRule="auto"/>
+        <w:ind w:left="113"/>
+      </w:pPr>
+      <w:r>
+        <w:rPr>
+          <w:rFonts w:ascii="맑은 고딕" w:hAnsi="맑은 고딕" w:eastAsia="맑은 고딕"/>
+          <w:b w:val="0"/>
+          <w:i w:val="0"/>
+          <w:sz w:val="18"/>
+          <w:u w:val="none"/>
+        </w:rPr>
+        <w:t>⑤ Because he was surprised by the news, he couldn’t say anything. → Surprising by the news, he couldn’t say anything.</w:t>
+      </w:r>
+    </w:p>
+    <w:p>
+      <w:pPr>
+        <w:spacing w:before="0" w:after="0" w:line="259" w:lineRule="auto"/>
+      </w:pPr>
+    </w:p>
+    <w:p>
+      <w:pPr>
+        <w:spacing w:before="0" w:after="40" w:line="259" w:lineRule="auto"/>
+      </w:pPr>
     </w:p>
     <w:p>
       <w:pPr>
@@ -1149,7 +1937,7 @@
           <w:sz w:val="18"/>
           <w:u w:val="none"/>
         </w:rPr>
-        <w:t xml:space="preserve">6. </w:t>
+        <w:t xml:space="preserve">11. </w:t>
       </w:r>
       <w:r>
         <w:rPr>
@@ -1159,7 +1947,7 @@
           <w:sz w:val="18"/>
           <w:u w:val="none"/>
         </w:rPr>
-        <w:t>[2025 #26형] 밑줄 친 ⓐ~ⓔ 중 어법상 옳은 문장은?</w:t>
+        <w:t>[2024 #26형] 빈칸 (a)~(d)에 들어갈 전치사로 알맞게 짝지어진 것은?</w:t>
       </w:r>
     </w:p>
     <w:p>
@@ -1175,17 +1963,7 @@
           <w:sz w:val="18"/>
           <w:u w:val="none"/>
         </w:rPr>
-        <w:t xml:space="preserve">ⓐ </w:t>
-      </w:r>
-      <w:r>
-        <w:rPr>
-          <w:rFonts w:ascii="맑은 고딕" w:hAnsi="맑은 고딕" w:eastAsia="맑은 고딕"/>
-          <w:b w:val="0"/>
-          <w:i w:val="0"/>
-          <w:sz w:val="18"/>
-          <w:u w:val="single"/>
-        </w:rPr>
-        <w:t>She persuaded him joining the school club.</w:t>
+        <w:t>(a) This is the station ________ which we met our relatives.</w:t>
       </w:r>
       <w:r>
         <w:br/>
@@ -1198,17 +1976,7 @@
           <w:sz w:val="18"/>
           <w:u w:val="none"/>
         </w:rPr>
-        <w:t xml:space="preserve">ⓑ </w:t>
-      </w:r>
-      <w:r>
-        <w:rPr>
-          <w:rFonts w:ascii="맑은 고딕" w:hAnsi="맑은 고딕" w:eastAsia="맑은 고딕"/>
-          <w:b w:val="0"/>
-          <w:i w:val="0"/>
-          <w:sz w:val="18"/>
-          <w:u w:val="single"/>
-        </w:rPr>
-        <w:t>He expects students follow the rules.</w:t>
+        <w:t>(b) This is the table ________ which I put my bag.</w:t>
       </w:r>
       <w:r>
         <w:br/>
@@ -1221,17 +1989,7 @@
           <w:sz w:val="18"/>
           <w:u w:val="none"/>
         </w:rPr>
-        <w:t xml:space="preserve">ⓒ </w:t>
-      </w:r>
-      <w:r>
-        <w:rPr>
-          <w:rFonts w:ascii="맑은 고딕" w:hAnsi="맑은 고딕" w:eastAsia="맑은 고딕"/>
-          <w:b w:val="0"/>
-          <w:i w:val="0"/>
-          <w:sz w:val="18"/>
-          <w:u w:val="single"/>
-        </w:rPr>
-        <w:t>She was glad to have met her old friend at the station.</w:t>
+        <w:t>(c) The summer ________ which we visited Jeju Island was unforgettable.</w:t>
       </w:r>
       <w:r>
         <w:br/>
@@ -1244,21 +2002,14 @@
           <w:sz w:val="18"/>
           <w:u w:val="none"/>
         </w:rPr>
-        <w:t xml:space="preserve">ⓓ </w:t>
-      </w:r>
-      <w:r>
-        <w:rPr>
-          <w:rFonts w:ascii="맑은 고딕" w:hAnsi="맑은 고딕" w:eastAsia="맑은 고딕"/>
-          <w:b w:val="0"/>
-          <w:i w:val="0"/>
-          <w:sz w:val="18"/>
-          <w:u w:val="single"/>
-        </w:rPr>
-        <w:t>It is kind for you to help me with the project.</w:t>
-      </w:r>
-      <w:r>
-        <w:br/>
-      </w:r>
+        <w:t>(d) Tell me the reason ________ which you didn’t come to school today.</w:t>
+      </w:r>
+    </w:p>
+    <w:p>
+      <w:pPr>
+        <w:spacing w:before="0" w:after="0" w:line="259" w:lineRule="auto"/>
+        <w:ind w:left="113"/>
+      </w:pPr>
       <w:r>
         <w:rPr>
           <w:rFonts w:ascii="맑은 고딕" w:hAnsi="맑은 고딕" w:eastAsia="맑은 고딕"/>
@@ -1267,22 +2018,12 @@
           <w:sz w:val="18"/>
           <w:u w:val="none"/>
         </w:rPr>
-        <w:t xml:space="preserve">ⓔ </w:t>
-      </w:r>
-      <w:r>
-        <w:rPr>
-          <w:rFonts w:ascii="맑은 고딕" w:hAnsi="맑은 고딕" w:eastAsia="맑은 고딕"/>
-          <w:b w:val="0"/>
-          <w:i w:val="0"/>
-          <w:sz w:val="18"/>
-          <w:u w:val="single"/>
-        </w:rPr>
-        <w:t>The box was too heavy to carry it.</w:t>
+        <w:t>① at — in — on — why</w:t>
       </w:r>
     </w:p>
     <w:p>
       <w:pPr>
-        <w:spacing w:before="0" w:after="20" w:line="259" w:lineRule="auto"/>
+        <w:spacing w:before="0" w:after="0" w:line="259" w:lineRule="auto"/>
         <w:ind w:left="113"/>
       </w:pPr>
       <w:r>
@@ -1293,8 +2034,14 @@
           <w:sz w:val="18"/>
           <w:u w:val="none"/>
         </w:rPr>
-        <w:t>① ⓐ</w:t>
-      </w:r>
+        <w:t>② in — on — during — for</w:t>
+      </w:r>
+    </w:p>
+    <w:p>
+      <w:pPr>
+        <w:spacing w:before="0" w:after="0" w:line="259" w:lineRule="auto"/>
+        <w:ind w:left="113"/>
+      </w:pPr>
       <w:r>
         <w:rPr>
           <w:rFonts w:ascii="맑은 고딕" w:hAnsi="맑은 고딕" w:eastAsia="맑은 고딕"/>
@@ -1303,8 +2050,14 @@
           <w:sz w:val="18"/>
           <w:u w:val="none"/>
         </w:rPr>
-        <w:t xml:space="preserve">    </w:t>
-      </w:r>
+        <w:t>③ at — on — during — for</w:t>
+      </w:r>
+    </w:p>
+    <w:p>
+      <w:pPr>
+        <w:spacing w:before="0" w:after="0" w:line="259" w:lineRule="auto"/>
+        <w:ind w:left="113"/>
+      </w:pPr>
       <w:r>
         <w:rPr>
           <w:rFonts w:ascii="맑은 고딕" w:hAnsi="맑은 고딕" w:eastAsia="맑은 고딕"/>
@@ -1313,8 +2066,14 @@
           <w:sz w:val="18"/>
           <w:u w:val="none"/>
         </w:rPr>
-        <w:t>② ⓑ</w:t>
-      </w:r>
+        <w:t>④ on — at — in — for</w:t>
+      </w:r>
+    </w:p>
+    <w:p>
+      <w:pPr>
+        <w:spacing w:before="0" w:after="0" w:line="259" w:lineRule="auto"/>
+        <w:ind w:left="113"/>
+      </w:pPr>
       <w:r>
         <w:rPr>
           <w:rFonts w:ascii="맑은 고딕" w:hAnsi="맑은 고딕" w:eastAsia="맑은 고딕"/>
@@ -1323,7 +2082,49 @@
           <w:sz w:val="18"/>
           <w:u w:val="none"/>
         </w:rPr>
-        <w:t xml:space="preserve">    </w:t>
+        <w:t>⑤ at — on — in — of</w:t>
+      </w:r>
+    </w:p>
+    <w:p>
+      <w:pPr>
+        <w:spacing w:before="0" w:after="0" w:line="259" w:lineRule="auto"/>
+      </w:pPr>
+    </w:p>
+    <w:p>
+      <w:pPr>
+        <w:spacing w:before="0" w:after="40" w:line="259" w:lineRule="auto"/>
+      </w:pPr>
+    </w:p>
+    <w:p>
+      <w:pPr>
+        <w:keepNext/>
+        <w:spacing w:before="0" w:after="20" w:line="259" w:lineRule="auto"/>
+      </w:pPr>
+      <w:r>
+        <w:rPr>
+          <w:rFonts w:ascii="맑은 고딕" w:hAnsi="맑은 고딕" w:eastAsia="맑은 고딕"/>
+          <w:b/>
+          <w:i w:val="0"/>
+          <w:sz w:val="18"/>
+          <w:u w:val="none"/>
+        </w:rPr>
+        <w:t>[2025 #24형] (A)(B)(C) 표현</w:t>
+      </w:r>
+    </w:p>
+    <w:p>
+      <w:pPr>
+        <w:keepNext/>
+        <w:spacing w:before="0" w:after="20" w:line="259" w:lineRule="auto"/>
+      </w:pPr>
+      <w:r>
+        <w:rPr>
+          <w:rFonts w:ascii="맑은 고딕" w:hAnsi="맑은 고딕" w:eastAsia="맑은 고딕"/>
+          <w:b/>
+          <w:i w:val="0"/>
+          <w:sz w:val="18"/>
+          <w:u w:val="none"/>
+        </w:rPr>
+        <w:t xml:space="preserve">12. </w:t>
       </w:r>
       <w:r>
         <w:rPr>
@@ -1333,8 +2134,14 @@
           <w:sz w:val="18"/>
           <w:u w:val="none"/>
         </w:rPr>
-        <w:t>③ ⓒ</w:t>
-      </w:r>
+        <w:t>[2025 #24형] (A)~(C)에 들어갈 표현으로 적절한 것은?</w:t>
+      </w:r>
+    </w:p>
+    <w:p>
+      <w:pPr>
+        <w:spacing w:before="0" w:after="20" w:line="259" w:lineRule="auto"/>
+        <w:ind w:left="57"/>
+      </w:pPr>
       <w:r>
         <w:rPr>
           <w:rFonts w:ascii="맑은 고딕" w:hAnsi="맑은 고딕" w:eastAsia="맑은 고딕"/>
@@ -1343,7 +2150,10 @@
           <w:sz w:val="18"/>
           <w:u w:val="none"/>
         </w:rPr>
-        <w:t xml:space="preserve">    </w:t>
+        <w:t>• That is the stage (A)[where / which] the students performed.</w:t>
+      </w:r>
+      <w:r>
+        <w:br/>
       </w:r>
       <w:r>
         <w:rPr>
@@ -1353,7 +2163,10 @@
           <w:sz w:val="18"/>
           <w:u w:val="none"/>
         </w:rPr>
-        <w:t>④ ⓓ</w:t>
+        <w:t>• It is wise (B)[of / for] you to have prepared in advance.</w:t>
+      </w:r>
+      <w:r>
+        <w:br/>
       </w:r>
       <w:r>
         <w:rPr>
@@ -1363,8 +2176,14 @@
           <w:sz w:val="18"/>
           <w:u w:val="none"/>
         </w:rPr>
-        <w:t xml:space="preserve">    </w:t>
-      </w:r>
+        <w:t>• He was (C)[so / such] a nice friend that I’ll always remember him.</w:t>
+      </w:r>
+    </w:p>
+    <w:p>
+      <w:pPr>
+        <w:spacing w:before="0" w:after="0" w:line="259" w:lineRule="auto"/>
+        <w:ind w:left="113"/>
+      </w:pPr>
       <w:r>
         <w:rPr>
           <w:rFonts w:ascii="맑은 고딕" w:hAnsi="맑은 고딕" w:eastAsia="맑은 고딕"/>
@@ -1373,8 +2192,77 @@
           <w:sz w:val="18"/>
           <w:u w:val="none"/>
         </w:rPr>
-        <w:t>⑤ ⓔ</w:t>
-      </w:r>
+        <w:t>① where — of — such</w:t>
+      </w:r>
+    </w:p>
+    <w:p>
+      <w:pPr>
+        <w:spacing w:before="0" w:after="0" w:line="259" w:lineRule="auto"/>
+        <w:ind w:left="113"/>
+      </w:pPr>
+      <w:r>
+        <w:rPr>
+          <w:rFonts w:ascii="맑은 고딕" w:hAnsi="맑은 고딕" w:eastAsia="맑은 고딕"/>
+          <w:b w:val="0"/>
+          <w:i w:val="0"/>
+          <w:sz w:val="18"/>
+          <w:u w:val="none"/>
+        </w:rPr>
+        <w:t>② where — for — so</w:t>
+      </w:r>
+    </w:p>
+    <w:p>
+      <w:pPr>
+        <w:spacing w:before="0" w:after="0" w:line="259" w:lineRule="auto"/>
+        <w:ind w:left="113"/>
+      </w:pPr>
+      <w:r>
+        <w:rPr>
+          <w:rFonts w:ascii="맑은 고딕" w:hAnsi="맑은 고딕" w:eastAsia="맑은 고딕"/>
+          <w:b w:val="0"/>
+          <w:i w:val="0"/>
+          <w:sz w:val="18"/>
+          <w:u w:val="none"/>
+        </w:rPr>
+        <w:t>③ which — of — such</w:t>
+      </w:r>
+    </w:p>
+    <w:p>
+      <w:pPr>
+        <w:spacing w:before="0" w:after="0" w:line="259" w:lineRule="auto"/>
+        <w:ind w:left="113"/>
+      </w:pPr>
+      <w:r>
+        <w:rPr>
+          <w:rFonts w:ascii="맑은 고딕" w:hAnsi="맑은 고딕" w:eastAsia="맑은 고딕"/>
+          <w:b w:val="0"/>
+          <w:i w:val="0"/>
+          <w:sz w:val="18"/>
+          <w:u w:val="none"/>
+        </w:rPr>
+        <w:t>④ which — for — so</w:t>
+      </w:r>
+    </w:p>
+    <w:p>
+      <w:pPr>
+        <w:spacing w:before="0" w:after="0" w:line="259" w:lineRule="auto"/>
+        <w:ind w:left="113"/>
+      </w:pPr>
+      <w:r>
+        <w:rPr>
+          <w:rFonts w:ascii="맑은 고딕" w:hAnsi="맑은 고딕" w:eastAsia="맑은 고딕"/>
+          <w:b w:val="0"/>
+          <w:i w:val="0"/>
+          <w:sz w:val="18"/>
+          <w:u w:val="none"/>
+        </w:rPr>
+        <w:t>⑤ where — of — so</w:t>
+      </w:r>
+    </w:p>
+    <w:p>
+      <w:pPr>
+        <w:spacing w:before="0" w:after="0" w:line="259" w:lineRule="auto"/>
+      </w:pPr>
     </w:p>
     <w:p>
       <w:pPr>
@@ -1394,7 +2282,23 @@
           <w:sz w:val="18"/>
           <w:u w:val="none"/>
         </w:rPr>
-        <w:t xml:space="preserve">7. </w:t>
+        <w:t>[2025 #13형] 비교 표현 — 의미가 다른 것</w:t>
+      </w:r>
+    </w:p>
+    <w:p>
+      <w:pPr>
+        <w:keepNext/>
+        <w:spacing w:before="0" w:after="20" w:line="259" w:lineRule="auto"/>
+      </w:pPr>
+      <w:r>
+        <w:rPr>
+          <w:rFonts w:ascii="맑은 고딕" w:hAnsi="맑은 고딕" w:eastAsia="맑은 고딕"/>
+          <w:b/>
+          <w:i w:val="0"/>
+          <w:sz w:val="18"/>
+          <w:u w:val="none"/>
+        </w:rPr>
+        <w:t xml:space="preserve">13. </w:t>
       </w:r>
       <w:r>
         <w:rPr>
@@ -1404,206 +2308,7 @@
           <w:sz w:val="18"/>
           <w:u w:val="none"/>
         </w:rPr>
-        <w:t>[2025 #11형] 밑줄 친 (A)를 &lt;보기&gt;와 같이 바꿔 쓸 때, 빈칸에 알맞은 것은?</w:t>
-      </w:r>
-    </w:p>
-    <w:p>
-      <w:pPr>
-        <w:spacing w:before="0" w:after="20" w:line="259" w:lineRule="auto"/>
-        <w:ind w:left="57"/>
-      </w:pPr>
-      <w:r>
-        <w:rPr>
-          <w:rFonts w:ascii="맑은 고딕" w:hAnsi="맑은 고딕" w:eastAsia="맑은 고딕"/>
-          <w:b w:val="0"/>
-          <w:i w:val="0"/>
-          <w:sz w:val="18"/>
-          <w:u w:val="none"/>
-        </w:rPr>
-        <w:t xml:space="preserve">〈보기〉 She was happy that she had passed the test. → She was happy </w:t>
-      </w:r>
-      <w:r>
-        <w:rPr>
-          <w:rFonts w:ascii="맑은 고딕" w:hAnsi="맑은 고딕" w:eastAsia="맑은 고딕"/>
-          <w:b w:val="0"/>
-          <w:i w:val="0"/>
-          <w:sz w:val="18"/>
-          <w:u w:val="single"/>
-        </w:rPr>
-        <w:t>to have passed</w:t>
-      </w:r>
-      <w:r>
-        <w:rPr>
-          <w:rFonts w:ascii="맑은 고딕" w:hAnsi="맑은 고딕" w:eastAsia="맑은 고딕"/>
-          <w:b w:val="0"/>
-          <w:i w:val="0"/>
-          <w:sz w:val="18"/>
-          <w:u w:val="none"/>
-        </w:rPr>
-        <w:t xml:space="preserve"> the test.</w:t>
-      </w:r>
-      <w:r>
-        <w:br/>
-      </w:r>
-      <w:r>
-        <w:br/>
-      </w:r>
-      <w:r>
-        <w:rPr>
-          <w:rFonts w:ascii="맑은 고딕" w:hAnsi="맑은 고딕" w:eastAsia="맑은 고딕"/>
-          <w:b w:val="0"/>
-          <w:i w:val="0"/>
-          <w:sz w:val="18"/>
-          <w:u w:val="none"/>
-        </w:rPr>
-        <w:t xml:space="preserve">(A) </w:t>
-      </w:r>
-      <w:r>
-        <w:rPr>
-          <w:rFonts w:ascii="맑은 고딕" w:hAnsi="맑은 고딕" w:eastAsia="맑은 고딕"/>
-          <w:b w:val="0"/>
-          <w:i w:val="0"/>
-          <w:sz w:val="18"/>
-          <w:u w:val="single"/>
-        </w:rPr>
-        <w:t>She was sorry that she had missed the last bus.</w:t>
-      </w:r>
-      <w:r>
-        <w:rPr>
-          <w:rFonts w:ascii="맑은 고딕" w:hAnsi="맑은 고딕" w:eastAsia="맑은 고딕"/>
-          <w:b w:val="0"/>
-          <w:i w:val="0"/>
-          <w:sz w:val="18"/>
-          <w:u w:val="none"/>
-        </w:rPr>
-        <w:t xml:space="preserve"> → She was sorry ________ the last bus.</w:t>
-      </w:r>
-    </w:p>
-    <w:p>
-      <w:pPr>
-        <w:spacing w:before="0" w:after="20" w:line="259" w:lineRule="auto"/>
-        <w:ind w:left="113"/>
-      </w:pPr>
-      <w:r>
-        <w:rPr>
-          <w:rFonts w:ascii="맑은 고딕" w:hAnsi="맑은 고딕" w:eastAsia="맑은 고딕"/>
-          <w:b w:val="0"/>
-          <w:i w:val="0"/>
-          <w:sz w:val="18"/>
-          <w:u w:val="none"/>
-        </w:rPr>
-        <w:t>① to miss</w:t>
-      </w:r>
-      <w:r>
-        <w:rPr>
-          <w:rFonts w:ascii="맑은 고딕" w:hAnsi="맑은 고딕" w:eastAsia="맑은 고딕"/>
-          <w:b w:val="0"/>
-          <w:i w:val="0"/>
-          <w:sz w:val="18"/>
-          <w:u w:val="none"/>
-        </w:rPr>
-        <w:t xml:space="preserve">    </w:t>
-      </w:r>
-      <w:r>
-        <w:rPr>
-          <w:rFonts w:ascii="맑은 고딕" w:hAnsi="맑은 고딕" w:eastAsia="맑은 고딕"/>
-          <w:b w:val="0"/>
-          <w:i w:val="0"/>
-          <w:sz w:val="18"/>
-          <w:u w:val="none"/>
-        </w:rPr>
-        <w:t>② missing</w:t>
-      </w:r>
-      <w:r>
-        <w:rPr>
-          <w:rFonts w:ascii="맑은 고딕" w:hAnsi="맑은 고딕" w:eastAsia="맑은 고딕"/>
-          <w:b w:val="0"/>
-          <w:i w:val="0"/>
-          <w:sz w:val="18"/>
-          <w:u w:val="none"/>
-        </w:rPr>
-        <w:t xml:space="preserve">    </w:t>
-      </w:r>
-      <w:r>
-        <w:rPr>
-          <w:rFonts w:ascii="맑은 고딕" w:hAnsi="맑은 고딕" w:eastAsia="맑은 고딕"/>
-          <w:b w:val="0"/>
-          <w:i w:val="0"/>
-          <w:sz w:val="18"/>
-          <w:u w:val="none"/>
-        </w:rPr>
-        <w:t>③ having missed</w:t>
-      </w:r>
-      <w:r>
-        <w:rPr>
-          <w:rFonts w:ascii="맑은 고딕" w:hAnsi="맑은 고딕" w:eastAsia="맑은 고딕"/>
-          <w:b w:val="0"/>
-          <w:i w:val="0"/>
-          <w:sz w:val="18"/>
-          <w:u w:val="none"/>
-        </w:rPr>
-        <w:t xml:space="preserve">    </w:t>
-      </w:r>
-      <w:r>
-        <w:rPr>
-          <w:rFonts w:ascii="맑은 고딕" w:hAnsi="맑은 고딕" w:eastAsia="맑은 고딕"/>
-          <w:b w:val="0"/>
-          <w:i w:val="0"/>
-          <w:sz w:val="18"/>
-          <w:u w:val="none"/>
-        </w:rPr>
-        <w:t>④ to be missed</w:t>
-      </w:r>
-      <w:r>
-        <w:rPr>
-          <w:rFonts w:ascii="맑은 고딕" w:hAnsi="맑은 고딕" w:eastAsia="맑은 고딕"/>
-          <w:b w:val="0"/>
-          <w:i w:val="0"/>
-          <w:sz w:val="18"/>
-          <w:u w:val="none"/>
-        </w:rPr>
-        <w:t xml:space="preserve">    </w:t>
-      </w:r>
-      <w:r>
-        <w:rPr>
-          <w:rFonts w:ascii="맑은 고딕" w:hAnsi="맑은 고딕" w:eastAsia="맑은 고딕"/>
-          <w:b w:val="0"/>
-          <w:i w:val="0"/>
-          <w:sz w:val="18"/>
-          <w:u w:val="none"/>
-        </w:rPr>
-        <w:t>⑤ to have missed</w:t>
-      </w:r>
-    </w:p>
-    <w:p>
-      <w:pPr>
-        <w:spacing w:before="0" w:after="40" w:line="259" w:lineRule="auto"/>
-      </w:pPr>
-    </w:p>
-    <w:p>
-      <w:pPr>
-        <w:keepNext/>
-        <w:spacing w:before="0" w:after="20" w:line="259" w:lineRule="auto"/>
-      </w:pPr>
-      <w:r>
-        <w:rPr>
-          <w:rFonts w:ascii="맑은 고딕" w:hAnsi="맑은 고딕" w:eastAsia="맑은 고딕"/>
-          <w:b/>
-          <w:i w:val="0"/>
-          <w:sz w:val="18"/>
-          <w:u w:val="none"/>
-        </w:rPr>
-        <w:t xml:space="preserve">8. </w:t>
-      </w:r>
-      <w:r>
-        <w:rPr>
-          <w:rFonts w:ascii="맑은 고딕" w:hAnsi="맑은 고딕" w:eastAsia="맑은 고딕"/>
-          <w:b w:val="0"/>
-          <w:i w:val="0"/>
-          <w:sz w:val="18"/>
-          <w:u w:val="none"/>
-        </w:rPr>
-        <w:t xml:space="preserve">[2025 #13형] 밑줄 친 ⓐ~ⓔ 중 문장 내에서의 역할이 </w:t>
+        <w:t xml:space="preserve">다음 중 의미가 나머지 넷과 </w:t>
       </w:r>
       <w:r>
         <w:rPr>
@@ -1623,13 +2328,13 @@
           <w:sz w:val="18"/>
           <w:u w:val="none"/>
         </w:rPr>
-        <w:t xml:space="preserve"> 하나는?</w:t>
+        <w:t xml:space="preserve"> 것은?</w:t>
       </w:r>
     </w:p>
     <w:p>
       <w:pPr>
-        <w:spacing w:before="0" w:after="20" w:line="259" w:lineRule="auto"/>
-        <w:ind w:left="57"/>
+        <w:spacing w:before="0" w:after="0" w:line="259" w:lineRule="auto"/>
+        <w:ind w:left="113"/>
       </w:pPr>
       <w:r>
         <w:rPr>
@@ -1639,18 +2344,14 @@
           <w:sz w:val="18"/>
           <w:u w:val="none"/>
         </w:rPr>
-        <w:t xml:space="preserve">ⓐ This is the town </w:t>
-      </w:r>
-      <w:r>
-        <w:rPr>
-          <w:rFonts w:ascii="맑은 고딕" w:hAnsi="맑은 고딕" w:eastAsia="맑은 고딕"/>
-          <w:b w:val="0"/>
-          <w:i w:val="0"/>
-          <w:sz w:val="18"/>
-          <w:u w:val="single"/>
-        </w:rPr>
-        <w:t>where</w:t>
-      </w:r>
+        <w:t>① Tom is the tallest student in the class.</w:t>
+      </w:r>
+    </w:p>
+    <w:p>
+      <w:pPr>
+        <w:spacing w:before="0" w:after="0" w:line="259" w:lineRule="auto"/>
+        <w:ind w:left="113"/>
+      </w:pPr>
       <w:r>
         <w:rPr>
           <w:rFonts w:ascii="맑은 고딕" w:hAnsi="맑은 고딕" w:eastAsia="맑은 고딕"/>
@@ -1659,11 +2360,14 @@
           <w:sz w:val="18"/>
           <w:u w:val="none"/>
         </w:rPr>
-        <w:t xml:space="preserve"> my grandmother was born.</w:t>
-      </w:r>
-      <w:r>
-        <w:br/>
-      </w:r>
+        <w:t>② No other student in the class is shorter than Tom.</w:t>
+      </w:r>
+    </w:p>
+    <w:p>
+      <w:pPr>
+        <w:spacing w:before="0" w:after="0" w:line="259" w:lineRule="auto"/>
+        <w:ind w:left="113"/>
+      </w:pPr>
       <w:r>
         <w:rPr>
           <w:rFonts w:ascii="맑은 고딕" w:hAnsi="맑은 고딕" w:eastAsia="맑은 고딕"/>
@@ -1672,18 +2376,14 @@
           <w:sz w:val="18"/>
           <w:u w:val="none"/>
         </w:rPr>
-        <w:t xml:space="preserve">ⓑ I remember the restaurant </w:t>
-      </w:r>
-      <w:r>
-        <w:rPr>
-          <w:rFonts w:ascii="맑은 고딕" w:hAnsi="맑은 고딕" w:eastAsia="맑은 고딕"/>
-          <w:b w:val="0"/>
-          <w:i w:val="0"/>
-          <w:sz w:val="18"/>
-          <w:u w:val="single"/>
-        </w:rPr>
-        <w:t>where</w:t>
-      </w:r>
+        <w:t>③ No other student in the class is taller than Tom.</w:t>
+      </w:r>
+    </w:p>
+    <w:p>
+      <w:pPr>
+        <w:spacing w:before="0" w:after="0" w:line="259" w:lineRule="auto"/>
+        <w:ind w:left="113"/>
+      </w:pPr>
       <w:r>
         <w:rPr>
           <w:rFonts w:ascii="맑은 고딕" w:hAnsi="맑은 고딕" w:eastAsia="맑은 고딕"/>
@@ -1692,11 +2392,14 @@
           <w:sz w:val="18"/>
           <w:u w:val="none"/>
         </w:rPr>
-        <w:t xml:space="preserve"> we had dinner.</w:t>
-      </w:r>
-      <w:r>
-        <w:br/>
-      </w:r>
+        <w:t>④ Tom is taller than any other student in his class.</w:t>
+      </w:r>
+    </w:p>
+    <w:p>
+      <w:pPr>
+        <w:spacing w:before="0" w:after="0" w:line="259" w:lineRule="auto"/>
+        <w:ind w:left="113"/>
+      </w:pPr>
       <w:r>
         <w:rPr>
           <w:rFonts w:ascii="맑은 고딕" w:hAnsi="맑은 고딕" w:eastAsia="맑은 고딕"/>
@@ -1705,190 +2408,13 @@
           <w:sz w:val="18"/>
           <w:u w:val="none"/>
         </w:rPr>
-        <w:t xml:space="preserve">ⓒ Can you tell me </w:t>
-      </w:r>
-      <w:r>
-        <w:rPr>
-          <w:rFonts w:ascii="맑은 고딕" w:hAnsi="맑은 고딕" w:eastAsia="맑은 고딕"/>
-          <w:b w:val="0"/>
-          <w:i w:val="0"/>
-          <w:sz w:val="18"/>
-          <w:u w:val="single"/>
-        </w:rPr>
-        <w:t>where</w:t>
-      </w:r>
-      <w:r>
-        <w:rPr>
-          <w:rFonts w:ascii="맑은 고딕" w:hAnsi="맑은 고딕" w:eastAsia="맑은 고딕"/>
-          <w:b w:val="0"/>
-          <w:i w:val="0"/>
-          <w:sz w:val="18"/>
-          <w:u w:val="none"/>
-        </w:rPr>
-        <w:t xml:space="preserve"> the bus stop is?</w:t>
-      </w:r>
-      <w:r>
-        <w:br/>
-      </w:r>
-      <w:r>
-        <w:rPr>
-          <w:rFonts w:ascii="맑은 고딕" w:hAnsi="맑은 고딕" w:eastAsia="맑은 고딕"/>
-          <w:b w:val="0"/>
-          <w:i w:val="0"/>
-          <w:sz w:val="18"/>
-          <w:u w:val="none"/>
-        </w:rPr>
-        <w:t xml:space="preserve">ⓓ The park </w:t>
-      </w:r>
-      <w:r>
-        <w:rPr>
-          <w:rFonts w:ascii="맑은 고딕" w:hAnsi="맑은 고딕" w:eastAsia="맑은 고딕"/>
-          <w:b w:val="0"/>
-          <w:i w:val="0"/>
-          <w:sz w:val="18"/>
-          <w:u w:val="single"/>
-        </w:rPr>
-        <w:t>where</w:t>
-      </w:r>
-      <w:r>
-        <w:rPr>
-          <w:rFonts w:ascii="맑은 고딕" w:hAnsi="맑은 고딕" w:eastAsia="맑은 고딕"/>
-          <w:b w:val="0"/>
-          <w:i w:val="0"/>
-          <w:sz w:val="18"/>
-          <w:u w:val="none"/>
-        </w:rPr>
-        <w:t xml:space="preserve"> we used to play is now a parking lot.</w:t>
-      </w:r>
-      <w:r>
-        <w:br/>
-      </w:r>
-      <w:r>
-        <w:rPr>
-          <w:rFonts w:ascii="맑은 고딕" w:hAnsi="맑은 고딕" w:eastAsia="맑은 고딕"/>
-          <w:b w:val="0"/>
-          <w:i w:val="0"/>
-          <w:sz w:val="18"/>
-          <w:u w:val="none"/>
-        </w:rPr>
-        <w:t xml:space="preserve">ⓔ Seoul is the city </w:t>
-      </w:r>
-      <w:r>
-        <w:rPr>
-          <w:rFonts w:ascii="맑은 고딕" w:hAnsi="맑은 고딕" w:eastAsia="맑은 고딕"/>
-          <w:b w:val="0"/>
-          <w:i w:val="0"/>
-          <w:sz w:val="18"/>
-          <w:u w:val="single"/>
-        </w:rPr>
-        <w:t>where</w:t>
-      </w:r>
-      <w:r>
-        <w:rPr>
-          <w:rFonts w:ascii="맑은 고딕" w:hAnsi="맑은 고딕" w:eastAsia="맑은 고딕"/>
-          <w:b w:val="0"/>
-          <w:i w:val="0"/>
-          <w:sz w:val="18"/>
-          <w:u w:val="none"/>
-        </w:rPr>
-        <w:t xml:space="preserve"> I want to live.</w:t>
+        <w:t>⑤ Tom is taller than any other student in the class.</w:t>
       </w:r>
     </w:p>
     <w:p>
       <w:pPr>
-        <w:spacing w:before="0" w:after="20" w:line="259" w:lineRule="auto"/>
-        <w:ind w:left="113"/>
-      </w:pPr>
-      <w:r>
-        <w:rPr>
-          <w:rFonts w:ascii="맑은 고딕" w:hAnsi="맑은 고딕" w:eastAsia="맑은 고딕"/>
-          <w:b w:val="0"/>
-          <w:i w:val="0"/>
-          <w:sz w:val="18"/>
-          <w:u w:val="none"/>
-        </w:rPr>
-        <w:t>① ⓐ</w:t>
-      </w:r>
-      <w:r>
-        <w:rPr>
-          <w:rFonts w:ascii="맑은 고딕" w:hAnsi="맑은 고딕" w:eastAsia="맑은 고딕"/>
-          <w:b w:val="0"/>
-          <w:i w:val="0"/>
-          <w:sz w:val="18"/>
-          <w:u w:val="none"/>
-        </w:rPr>
-        <w:t xml:space="preserve">    </w:t>
-      </w:r>
-      <w:r>
-        <w:rPr>
-          <w:rFonts w:ascii="맑은 고딕" w:hAnsi="맑은 고딕" w:eastAsia="맑은 고딕"/>
-          <w:b w:val="0"/>
-          <w:i w:val="0"/>
-          <w:sz w:val="18"/>
-          <w:u w:val="none"/>
-        </w:rPr>
-        <w:t>② ⓑ</w:t>
-      </w:r>
-      <w:r>
-        <w:rPr>
-          <w:rFonts w:ascii="맑은 고딕" w:hAnsi="맑은 고딕" w:eastAsia="맑은 고딕"/>
-          <w:b w:val="0"/>
-          <w:i w:val="0"/>
-          <w:sz w:val="18"/>
-          <w:u w:val="none"/>
-        </w:rPr>
-        <w:t xml:space="preserve">    </w:t>
-      </w:r>
-      <w:r>
-        <w:rPr>
-          <w:rFonts w:ascii="맑은 고딕" w:hAnsi="맑은 고딕" w:eastAsia="맑은 고딕"/>
-          <w:b w:val="0"/>
-          <w:i w:val="0"/>
-          <w:sz w:val="18"/>
-          <w:u w:val="none"/>
-        </w:rPr>
-        <w:t>③ ⓓ</w:t>
-      </w:r>
-      <w:r>
-        <w:rPr>
-          <w:rFonts w:ascii="맑은 고딕" w:hAnsi="맑은 고딕" w:eastAsia="맑은 고딕"/>
-          <w:b w:val="0"/>
-          <w:i w:val="0"/>
-          <w:sz w:val="18"/>
-          <w:u w:val="none"/>
-        </w:rPr>
-        <w:t xml:space="preserve">    </w:t>
-      </w:r>
-      <w:r>
-        <w:rPr>
-          <w:rFonts w:ascii="맑은 고딕" w:hAnsi="맑은 고딕" w:eastAsia="맑은 고딕"/>
-          <w:b w:val="0"/>
-          <w:i w:val="0"/>
-          <w:sz w:val="18"/>
-          <w:u w:val="none"/>
-        </w:rPr>
-        <w:t>④ ⓒ</w:t>
-      </w:r>
-      <w:r>
-        <w:rPr>
-          <w:rFonts w:ascii="맑은 고딕" w:hAnsi="맑은 고딕" w:eastAsia="맑은 고딕"/>
-          <w:b w:val="0"/>
-          <w:i w:val="0"/>
-          <w:sz w:val="18"/>
-          <w:u w:val="none"/>
-        </w:rPr>
-        <w:t xml:space="preserve">    </w:t>
-      </w:r>
-      <w:r>
-        <w:rPr>
-          <w:rFonts w:ascii="맑은 고딕" w:hAnsi="맑은 고딕" w:eastAsia="맑은 고딕"/>
-          <w:b w:val="0"/>
-          <w:i w:val="0"/>
-          <w:sz w:val="18"/>
-          <w:u w:val="none"/>
-        </w:rPr>
-        <w:t>⑤ ⓔ</w:t>
-      </w:r>
+        <w:spacing w:before="0" w:after="0" w:line="259" w:lineRule="auto"/>
+      </w:pPr>
     </w:p>
     <w:p>
       <w:pPr>
@@ -1908,919 +2434,7 @@
           <w:sz w:val="18"/>
           <w:u w:val="none"/>
         </w:rPr>
-        <w:t xml:space="preserve">9. </w:t>
-      </w:r>
-      <w:r>
-        <w:rPr>
-          <w:rFonts w:ascii="맑은 고딕" w:hAnsi="맑은 고딕" w:eastAsia="맑은 고딕"/>
-          <w:b w:val="0"/>
-          <w:i w:val="0"/>
-          <w:sz w:val="18"/>
-          <w:u w:val="none"/>
-        </w:rPr>
-        <w:t>[2025 #17형] &lt;보기&gt;의 밑줄 친 부분과 같은 역할을 하는 것은?</w:t>
-      </w:r>
-    </w:p>
-    <w:p>
-      <w:pPr>
-        <w:spacing w:before="0" w:after="20" w:line="259" w:lineRule="auto"/>
-        <w:ind w:left="57"/>
-      </w:pPr>
-      <w:r>
-        <w:rPr>
-          <w:rFonts w:ascii="맑은 고딕" w:hAnsi="맑은 고딕" w:eastAsia="맑은 고딕"/>
-          <w:b w:val="0"/>
-          <w:i w:val="0"/>
-          <w:sz w:val="18"/>
-          <w:u w:val="none"/>
-        </w:rPr>
-        <w:t xml:space="preserve">〈보기〉 I saved money every month </w:t>
-      </w:r>
-      <w:r>
-        <w:rPr>
-          <w:rFonts w:ascii="맑은 고딕" w:hAnsi="맑은 고딕" w:eastAsia="맑은 고딕"/>
-          <w:b w:val="0"/>
-          <w:i w:val="0"/>
-          <w:sz w:val="18"/>
-          <w:u w:val="single"/>
-        </w:rPr>
-        <w:t>so that</w:t>
-      </w:r>
-      <w:r>
-        <w:rPr>
-          <w:rFonts w:ascii="맑은 고딕" w:hAnsi="맑은 고딕" w:eastAsia="맑은 고딕"/>
-          <w:b w:val="0"/>
-          <w:i w:val="0"/>
-          <w:sz w:val="18"/>
-          <w:u w:val="none"/>
-        </w:rPr>
-        <w:t xml:space="preserve"> I could buy a new bike.</w:t>
-      </w:r>
-    </w:p>
-    <w:p>
-      <w:pPr>
-        <w:spacing w:before="0" w:after="0" w:line="259" w:lineRule="auto"/>
-        <w:ind w:left="113"/>
-      </w:pPr>
-      <w:r>
-        <w:rPr>
-          <w:rFonts w:ascii="맑은 고딕" w:hAnsi="맑은 고딕" w:eastAsia="맑은 고딕"/>
-          <w:b w:val="0"/>
-          <w:i w:val="0"/>
-          <w:sz w:val="18"/>
-          <w:u w:val="none"/>
-        </w:rPr>
-        <w:t>① The soup was so hot that I couldn't eat it.</w:t>
-      </w:r>
-    </w:p>
-    <w:p>
-      <w:pPr>
-        <w:spacing w:before="0" w:after="0" w:line="259" w:lineRule="auto"/>
-        <w:ind w:left="113"/>
-      </w:pPr>
-      <w:r>
-        <w:rPr>
-          <w:rFonts w:ascii="맑은 고딕" w:hAnsi="맑은 고딕" w:eastAsia="맑은 고딕"/>
-          <w:b w:val="0"/>
-          <w:i w:val="0"/>
-          <w:sz w:val="18"/>
-          <w:u w:val="none"/>
-        </w:rPr>
-        <w:t>② He is such a kind man that everyone likes him.</w:t>
-      </w:r>
-    </w:p>
-    <w:p>
-      <w:pPr>
-        <w:spacing w:before="0" w:after="0" w:line="259" w:lineRule="auto"/>
-        <w:ind w:left="113"/>
-      </w:pPr>
-      <w:r>
-        <w:rPr>
-          <w:rFonts w:ascii="맑은 고딕" w:hAnsi="맑은 고딕" w:eastAsia="맑은 고딕"/>
-          <w:b w:val="0"/>
-          <w:i w:val="0"/>
-          <w:sz w:val="18"/>
-          <w:u w:val="none"/>
-        </w:rPr>
-        <w:t>③ I set an alarm so that I would not be late.</w:t>
-      </w:r>
-    </w:p>
-    <w:p>
-      <w:pPr>
-        <w:spacing w:before="0" w:after="0" w:line="259" w:lineRule="auto"/>
-        <w:ind w:left="113"/>
-      </w:pPr>
-      <w:r>
-        <w:rPr>
-          <w:rFonts w:ascii="맑은 고딕" w:hAnsi="맑은 고딕" w:eastAsia="맑은 고딕"/>
-          <w:b w:val="0"/>
-          <w:i w:val="0"/>
-          <w:sz w:val="18"/>
-          <w:u w:val="none"/>
-        </w:rPr>
-        <w:t>④ So loud was the music that we had to shout.</w:t>
-      </w:r>
-    </w:p>
-    <w:p>
-      <w:pPr>
-        <w:spacing w:before="0" w:after="0" w:line="259" w:lineRule="auto"/>
-        <w:ind w:left="113"/>
-      </w:pPr>
-      <w:r>
-        <w:rPr>
-          <w:rFonts w:ascii="맑은 고딕" w:hAnsi="맑은 고딕" w:eastAsia="맑은 고딕"/>
-          <w:b w:val="0"/>
-          <w:i w:val="0"/>
-          <w:sz w:val="18"/>
-          <w:u w:val="none"/>
-        </w:rPr>
-        <w:t>⑤ She ran so fast that nobody could catch her.</w:t>
-      </w:r>
-    </w:p>
-    <w:p>
-      <w:pPr>
-        <w:spacing w:before="0" w:after="0" w:line="259" w:lineRule="auto"/>
-      </w:pPr>
-    </w:p>
-    <w:p>
-      <w:pPr>
-        <w:spacing w:before="0" w:after="40" w:line="259" w:lineRule="auto"/>
-      </w:pPr>
-    </w:p>
-    <w:p>
-      <w:pPr>
-        <w:keepNext/>
-        <w:spacing w:before="0" w:after="20" w:line="259" w:lineRule="auto"/>
-      </w:pPr>
-      <w:r>
-        <w:rPr>
-          <w:rFonts w:ascii="맑은 고딕" w:hAnsi="맑은 고딕" w:eastAsia="맑은 고딕"/>
-          <w:b/>
-          <w:i w:val="0"/>
-          <w:sz w:val="18"/>
-          <w:u w:val="none"/>
-        </w:rPr>
-        <w:t>[2024 #9·#10·#23·#26형] 틀린 문장 · 있는 대로 · 분사구문 · 전치사 짝</w:t>
-      </w:r>
-    </w:p>
-    <w:p>
-      <w:pPr>
-        <w:keepNext/>
-        <w:spacing w:before="0" w:after="20" w:line="259" w:lineRule="auto"/>
-      </w:pPr>
-      <w:r>
-        <w:rPr>
-          <w:rFonts w:ascii="맑은 고딕" w:hAnsi="맑은 고딕" w:eastAsia="맑은 고딕"/>
-          <w:b/>
-          <w:i w:val="0"/>
-          <w:sz w:val="18"/>
-          <w:u w:val="none"/>
-        </w:rPr>
-        <w:t xml:space="preserve">10. </w:t>
-      </w:r>
-      <w:r>
-        <w:rPr>
-          <w:rFonts w:ascii="맑은 고딕" w:hAnsi="맑은 고딕" w:eastAsia="맑은 고딕"/>
-          <w:b w:val="0"/>
-          <w:i w:val="0"/>
-          <w:sz w:val="18"/>
-          <w:u w:val="none"/>
-        </w:rPr>
-        <w:t xml:space="preserve">[2024 #9형] 다음 글에서 어법이 옳지 </w:t>
-      </w:r>
-      <w:r>
-        <w:rPr>
-          <w:rFonts w:ascii="맑은 고딕" w:hAnsi="맑은 고딕" w:eastAsia="맑은 고딕"/>
-          <w:b w:val="0"/>
-          <w:i w:val="0"/>
-          <w:sz w:val="18"/>
-          <w:u w:val="single"/>
-        </w:rPr>
-        <w:t>않은</w:t>
-      </w:r>
-      <w:r>
-        <w:rPr>
-          <w:rFonts w:ascii="맑은 고딕" w:hAnsi="맑은 고딕" w:eastAsia="맑은 고딕"/>
-          <w:b w:val="0"/>
-          <w:i w:val="0"/>
-          <w:sz w:val="18"/>
-          <w:u w:val="none"/>
-        </w:rPr>
-        <w:t xml:space="preserve"> 문장은?</w:t>
-      </w:r>
-    </w:p>
-    <w:p>
-      <w:pPr>
-        <w:spacing w:before="0" w:after="20" w:line="259" w:lineRule="auto"/>
-        <w:ind w:left="57"/>
-      </w:pPr>
-      <w:r>
-        <w:rPr>
-          <w:rFonts w:ascii="맑은 고딕" w:hAnsi="맑은 고딕" w:eastAsia="맑은 고딕"/>
-          <w:b w:val="0"/>
-          <w:i w:val="0"/>
-          <w:sz w:val="18"/>
-          <w:u w:val="none"/>
-        </w:rPr>
-        <w:t>① This is the reason why I love this city. ② I still remember the day when I first came here. ③ The park where we played every weekend was huge. ④ That is how the way we became close friends. ⑤ Nobody knows the reason for which she left so suddenly.</w:t>
-      </w:r>
-    </w:p>
-    <w:p>
-      <w:pPr>
-        <w:spacing w:before="0" w:after="20" w:line="259" w:lineRule="auto"/>
-        <w:ind w:left="113"/>
-      </w:pPr>
-      <w:r>
-        <w:rPr>
-          <w:rFonts w:ascii="맑은 고딕" w:hAnsi="맑은 고딕" w:eastAsia="맑은 고딕"/>
-          <w:b w:val="0"/>
-          <w:i w:val="0"/>
-          <w:sz w:val="18"/>
-          <w:u w:val="none"/>
-        </w:rPr>
-        <w:t>① ①</w:t>
-      </w:r>
-      <w:r>
-        <w:rPr>
-          <w:rFonts w:ascii="맑은 고딕" w:hAnsi="맑은 고딕" w:eastAsia="맑은 고딕"/>
-          <w:b w:val="0"/>
-          <w:i w:val="0"/>
-          <w:sz w:val="18"/>
-          <w:u w:val="none"/>
-        </w:rPr>
-        <w:t xml:space="preserve">    </w:t>
-      </w:r>
-      <w:r>
-        <w:rPr>
-          <w:rFonts w:ascii="맑은 고딕" w:hAnsi="맑은 고딕" w:eastAsia="맑은 고딕"/>
-          <w:b w:val="0"/>
-          <w:i w:val="0"/>
-          <w:sz w:val="18"/>
-          <w:u w:val="none"/>
-        </w:rPr>
-        <w:t>② ②</w:t>
-      </w:r>
-      <w:r>
-        <w:rPr>
-          <w:rFonts w:ascii="맑은 고딕" w:hAnsi="맑은 고딕" w:eastAsia="맑은 고딕"/>
-          <w:b w:val="0"/>
-          <w:i w:val="0"/>
-          <w:sz w:val="18"/>
-          <w:u w:val="none"/>
-        </w:rPr>
-        <w:t xml:space="preserve">    </w:t>
-      </w:r>
-      <w:r>
-        <w:rPr>
-          <w:rFonts w:ascii="맑은 고딕" w:hAnsi="맑은 고딕" w:eastAsia="맑은 고딕"/>
-          <w:b w:val="0"/>
-          <w:i w:val="0"/>
-          <w:sz w:val="18"/>
-          <w:u w:val="none"/>
-        </w:rPr>
-        <w:t>③ ③</w:t>
-      </w:r>
-      <w:r>
-        <w:rPr>
-          <w:rFonts w:ascii="맑은 고딕" w:hAnsi="맑은 고딕" w:eastAsia="맑은 고딕"/>
-          <w:b w:val="0"/>
-          <w:i w:val="0"/>
-          <w:sz w:val="18"/>
-          <w:u w:val="none"/>
-        </w:rPr>
-        <w:t xml:space="preserve">    </w:t>
-      </w:r>
-      <w:r>
-        <w:rPr>
-          <w:rFonts w:ascii="맑은 고딕" w:hAnsi="맑은 고딕" w:eastAsia="맑은 고딕"/>
-          <w:b w:val="0"/>
-          <w:i w:val="0"/>
-          <w:sz w:val="18"/>
-          <w:u w:val="none"/>
-        </w:rPr>
-        <w:t>④ ⑤</w:t>
-      </w:r>
-      <w:r>
-        <w:rPr>
-          <w:rFonts w:ascii="맑은 고딕" w:hAnsi="맑은 고딕" w:eastAsia="맑은 고딕"/>
-          <w:b w:val="0"/>
-          <w:i w:val="0"/>
-          <w:sz w:val="18"/>
-          <w:u w:val="none"/>
-        </w:rPr>
-        <w:t xml:space="preserve">    </w:t>
-      </w:r>
-      <w:r>
-        <w:rPr>
-          <w:rFonts w:ascii="맑은 고딕" w:hAnsi="맑은 고딕" w:eastAsia="맑은 고딕"/>
-          <w:b w:val="0"/>
-          <w:i w:val="0"/>
-          <w:sz w:val="18"/>
-          <w:u w:val="none"/>
-        </w:rPr>
-        <w:t>⑤ ④</w:t>
-      </w:r>
-    </w:p>
-    <w:p>
-      <w:pPr>
-        <w:spacing w:before="0" w:after="40" w:line="259" w:lineRule="auto"/>
-      </w:pPr>
-    </w:p>
-    <w:p>
-      <w:pPr>
-        <w:keepNext/>
-        <w:spacing w:before="0" w:after="20" w:line="259" w:lineRule="auto"/>
-      </w:pPr>
-      <w:r>
-        <w:rPr>
-          <w:rFonts w:ascii="맑은 고딕" w:hAnsi="맑은 고딕" w:eastAsia="맑은 고딕"/>
-          <w:b/>
-          <w:i w:val="0"/>
-          <w:sz w:val="18"/>
-          <w:u w:val="none"/>
-        </w:rPr>
-        <w:t xml:space="preserve">11. </w:t>
-      </w:r>
-      <w:r>
-        <w:rPr>
-          <w:rFonts w:ascii="맑은 고딕" w:hAnsi="맑은 고딕" w:eastAsia="맑은 고딕"/>
-          <w:b w:val="0"/>
-          <w:i w:val="0"/>
-          <w:sz w:val="18"/>
-          <w:u w:val="none"/>
-        </w:rPr>
-        <w:t xml:space="preserve">[2024 #10형] 어법상 옳은 문장만을 &lt;보기&gt;에서 </w:t>
-      </w:r>
-      <w:r>
-        <w:rPr>
-          <w:rFonts w:ascii="맑은 고딕" w:hAnsi="맑은 고딕" w:eastAsia="맑은 고딕"/>
-          <w:b/>
-          <w:i w:val="0"/>
-          <w:sz w:val="18"/>
-          <w:u w:val="none"/>
-        </w:rPr>
-        <w:t>있는 대로</w:t>
-      </w:r>
-      <w:r>
-        <w:rPr>
-          <w:rFonts w:ascii="맑은 고딕" w:hAnsi="맑은 고딕" w:eastAsia="맑은 고딕"/>
-          <w:b w:val="0"/>
-          <w:i w:val="0"/>
-          <w:sz w:val="18"/>
-          <w:u w:val="none"/>
-        </w:rPr>
-        <w:t xml:space="preserve"> 고른 것은?</w:t>
-      </w:r>
-    </w:p>
-    <w:p>
-      <w:pPr>
-        <w:spacing w:before="0" w:after="20" w:line="259" w:lineRule="auto"/>
-        <w:ind w:left="57"/>
-      </w:pPr>
-      <w:r>
-        <w:rPr>
-          <w:rFonts w:ascii="맑은 고딕" w:hAnsi="맑은 고딕" w:eastAsia="맑은 고딕"/>
-          <w:b w:val="0"/>
-          <w:i w:val="0"/>
-          <w:sz w:val="18"/>
-          <w:u w:val="none"/>
-        </w:rPr>
-        <w:t>ⓐ If you should see him, please let me know.</w:t>
-      </w:r>
-      <w:r>
-        <w:br/>
-      </w:r>
-      <w:r>
-        <w:rPr>
-          <w:rFonts w:ascii="맑은 고딕" w:hAnsi="맑은 고딕" w:eastAsia="맑은 고딕"/>
-          <w:b w:val="0"/>
-          <w:i w:val="0"/>
-          <w:sz w:val="18"/>
-          <w:u w:val="none"/>
-        </w:rPr>
-        <w:t>ⓑ If I were to win the lottery, I would travel the world.</w:t>
-      </w:r>
-      <w:r>
-        <w:br/>
-      </w:r>
-      <w:r>
-        <w:rPr>
-          <w:rFonts w:ascii="맑은 고딕" w:hAnsi="맑은 고딕" w:eastAsia="맑은 고딕"/>
-          <w:b w:val="0"/>
-          <w:i w:val="0"/>
-          <w:sz w:val="18"/>
-          <w:u w:val="none"/>
-        </w:rPr>
-        <w:t>ⓒ He studied hard so that he passes the exam.</w:t>
-      </w:r>
-      <w:r>
-        <w:br/>
-      </w:r>
-      <w:r>
-        <w:rPr>
-          <w:rFonts w:ascii="맑은 고딕" w:hAnsi="맑은 고딕" w:eastAsia="맑은 고딕"/>
-          <w:b w:val="0"/>
-          <w:i w:val="0"/>
-          <w:sz w:val="18"/>
-          <w:u w:val="none"/>
-        </w:rPr>
-        <w:t>ⓓ She was so a nice teacher that we all loved her.</w:t>
-      </w:r>
-      <w:r>
-        <w:br/>
-      </w:r>
-      <w:r>
-        <w:rPr>
-          <w:rFonts w:ascii="맑은 고딕" w:hAnsi="맑은 고딕" w:eastAsia="맑은 고딕"/>
-          <w:b w:val="0"/>
-          <w:i w:val="0"/>
-          <w:sz w:val="18"/>
-          <w:u w:val="none"/>
-        </w:rPr>
-        <w:t>ⓔ So quickly did he run that nobody could catch him.</w:t>
-      </w:r>
-    </w:p>
-    <w:p>
-      <w:pPr>
-        <w:spacing w:before="0" w:after="20" w:line="259" w:lineRule="auto"/>
-        <w:ind w:left="113"/>
-      </w:pPr>
-      <w:r>
-        <w:rPr>
-          <w:rFonts w:ascii="맑은 고딕" w:hAnsi="맑은 고딕" w:eastAsia="맑은 고딕"/>
-          <w:b w:val="0"/>
-          <w:i w:val="0"/>
-          <w:sz w:val="18"/>
-          <w:u w:val="none"/>
-        </w:rPr>
-        <w:t>① ⓐ, ⓑ</w:t>
-      </w:r>
-      <w:r>
-        <w:rPr>
-          <w:rFonts w:ascii="맑은 고딕" w:hAnsi="맑은 고딕" w:eastAsia="맑은 고딕"/>
-          <w:b w:val="0"/>
-          <w:i w:val="0"/>
-          <w:sz w:val="18"/>
-          <w:u w:val="none"/>
-        </w:rPr>
-        <w:t xml:space="preserve">    </w:t>
-      </w:r>
-      <w:r>
-        <w:rPr>
-          <w:rFonts w:ascii="맑은 고딕" w:hAnsi="맑은 고딕" w:eastAsia="맑은 고딕"/>
-          <w:b w:val="0"/>
-          <w:i w:val="0"/>
-          <w:sz w:val="18"/>
-          <w:u w:val="none"/>
-        </w:rPr>
-        <w:t>② ⓐ, ⓑ, ⓔ</w:t>
-      </w:r>
-      <w:r>
-        <w:rPr>
-          <w:rFonts w:ascii="맑은 고딕" w:hAnsi="맑은 고딕" w:eastAsia="맑은 고딕"/>
-          <w:b w:val="0"/>
-          <w:i w:val="0"/>
-          <w:sz w:val="18"/>
-          <w:u w:val="none"/>
-        </w:rPr>
-        <w:t xml:space="preserve">    </w:t>
-      </w:r>
-      <w:r>
-        <w:rPr>
-          <w:rFonts w:ascii="맑은 고딕" w:hAnsi="맑은 고딕" w:eastAsia="맑은 고딕"/>
-          <w:b w:val="0"/>
-          <w:i w:val="0"/>
-          <w:sz w:val="18"/>
-          <w:u w:val="none"/>
-        </w:rPr>
-        <w:t>③ ⓑ, ⓒ, ⓓ</w:t>
-      </w:r>
-      <w:r>
-        <w:rPr>
-          <w:rFonts w:ascii="맑은 고딕" w:hAnsi="맑은 고딕" w:eastAsia="맑은 고딕"/>
-          <w:b w:val="0"/>
-          <w:i w:val="0"/>
-          <w:sz w:val="18"/>
-          <w:u w:val="none"/>
-        </w:rPr>
-        <w:t xml:space="preserve">    </w:t>
-      </w:r>
-      <w:r>
-        <w:rPr>
-          <w:rFonts w:ascii="맑은 고딕" w:hAnsi="맑은 고딕" w:eastAsia="맑은 고딕"/>
-          <w:b w:val="0"/>
-          <w:i w:val="0"/>
-          <w:sz w:val="18"/>
-          <w:u w:val="none"/>
-        </w:rPr>
-        <w:t>④ ⓒ, ⓓ, ⓔ</w:t>
-      </w:r>
-      <w:r>
-        <w:rPr>
-          <w:rFonts w:ascii="맑은 고딕" w:hAnsi="맑은 고딕" w:eastAsia="맑은 고딕"/>
-          <w:b w:val="0"/>
-          <w:i w:val="0"/>
-          <w:sz w:val="18"/>
-          <w:u w:val="none"/>
-        </w:rPr>
-        <w:t xml:space="preserve">    </w:t>
-      </w:r>
-      <w:r>
-        <w:rPr>
-          <w:rFonts w:ascii="맑은 고딕" w:hAnsi="맑은 고딕" w:eastAsia="맑은 고딕"/>
-          <w:b w:val="0"/>
-          <w:i w:val="0"/>
-          <w:sz w:val="18"/>
-          <w:u w:val="none"/>
-        </w:rPr>
-        <w:t>⑤ ⓐ, ⓓ, ⓔ</w:t>
-      </w:r>
-    </w:p>
-    <w:p>
-      <w:pPr>
-        <w:spacing w:before="0" w:after="40" w:line="259" w:lineRule="auto"/>
-      </w:pPr>
-    </w:p>
-    <w:p>
-      <w:pPr>
-        <w:keepNext/>
-        <w:spacing w:before="0" w:after="20" w:line="259" w:lineRule="auto"/>
-      </w:pPr>
-      <w:r>
-        <w:rPr>
-          <w:rFonts w:ascii="맑은 고딕" w:hAnsi="맑은 고딕" w:eastAsia="맑은 고딕"/>
-          <w:b/>
-          <w:i w:val="0"/>
-          <w:sz w:val="18"/>
-          <w:u w:val="none"/>
-        </w:rPr>
-        <w:t xml:space="preserve">12. </w:t>
-      </w:r>
-      <w:r>
-        <w:rPr>
-          <w:rFonts w:ascii="맑은 고딕" w:hAnsi="맑은 고딕" w:eastAsia="맑은 고딕"/>
-          <w:b w:val="0"/>
-          <w:i w:val="0"/>
-          <w:sz w:val="18"/>
-          <w:u w:val="none"/>
-        </w:rPr>
-        <w:t>[2024 #23형] (A)~(E) 중 어법상 올바른 문장을 고르면?</w:t>
-      </w:r>
-    </w:p>
-    <w:p>
-      <w:pPr>
-        <w:spacing w:before="0" w:after="20" w:line="259" w:lineRule="auto"/>
-        <w:ind w:left="57"/>
-      </w:pPr>
-      <w:r>
-        <w:rPr>
-          <w:rFonts w:ascii="맑은 고딕" w:hAnsi="맑은 고딕" w:eastAsia="맑은 고딕"/>
-          <w:b w:val="0"/>
-          <w:i w:val="0"/>
-          <w:sz w:val="18"/>
-          <w:u w:val="none"/>
-        </w:rPr>
-        <w:t>(A) Turned on the light, he saw a cat on the sofa.</w:t>
-      </w:r>
-      <w:r>
-        <w:br/>
-      </w:r>
-      <w:r>
-        <w:rPr>
-          <w:rFonts w:ascii="맑은 고딕" w:hAnsi="맑은 고딕" w:eastAsia="맑은 고딕"/>
-          <w:b w:val="0"/>
-          <w:i w:val="0"/>
-          <w:sz w:val="18"/>
-          <w:u w:val="none"/>
-        </w:rPr>
-        <w:t>(B) Having missed the bus, she took a taxi to school.</w:t>
-      </w:r>
-      <w:r>
-        <w:br/>
-      </w:r>
-      <w:r>
-        <w:rPr>
-          <w:rFonts w:ascii="맑은 고딕" w:hAnsi="맑은 고딕" w:eastAsia="맑은 고딕"/>
-          <w:b w:val="0"/>
-          <w:i w:val="0"/>
-          <w:sz w:val="18"/>
-          <w:u w:val="none"/>
-        </w:rPr>
-        <w:t>(C) Not having studying for the test, he failed it.</w:t>
-      </w:r>
-      <w:r>
-        <w:br/>
-      </w:r>
-      <w:r>
-        <w:rPr>
-          <w:rFonts w:ascii="맑은 고딕" w:hAnsi="맑은 고딕" w:eastAsia="맑은 고딕"/>
-          <w:b w:val="0"/>
-          <w:i w:val="0"/>
-          <w:sz w:val="18"/>
-          <w:u w:val="none"/>
-        </w:rPr>
-        <w:t>(D) Walking in the park, my phone suddenly rang.</w:t>
-      </w:r>
-      <w:r>
-        <w:br/>
-      </w:r>
-      <w:r>
-        <w:rPr>
-          <w:rFonts w:ascii="맑은 고딕" w:hAnsi="맑은 고딕" w:eastAsia="맑은 고딕"/>
-          <w:b w:val="0"/>
-          <w:i w:val="0"/>
-          <w:sz w:val="18"/>
-          <w:u w:val="none"/>
-        </w:rPr>
-        <w:t>(E) Been tired after work, I went to bed early.</w:t>
-      </w:r>
-    </w:p>
-    <w:p>
-      <w:pPr>
-        <w:spacing w:before="0" w:after="20" w:line="259" w:lineRule="auto"/>
-        <w:ind w:left="113"/>
-      </w:pPr>
-      <w:r>
-        <w:rPr>
-          <w:rFonts w:ascii="맑은 고딕" w:hAnsi="맑은 고딕" w:eastAsia="맑은 고딕"/>
-          <w:b w:val="0"/>
-          <w:i w:val="0"/>
-          <w:sz w:val="18"/>
-          <w:u w:val="none"/>
-        </w:rPr>
-        <w:t>① (A)</w:t>
-      </w:r>
-      <w:r>
-        <w:rPr>
-          <w:rFonts w:ascii="맑은 고딕" w:hAnsi="맑은 고딕" w:eastAsia="맑은 고딕"/>
-          <w:b w:val="0"/>
-          <w:i w:val="0"/>
-          <w:sz w:val="18"/>
-          <w:u w:val="none"/>
-        </w:rPr>
-        <w:t xml:space="preserve">    </w:t>
-      </w:r>
-      <w:r>
-        <w:rPr>
-          <w:rFonts w:ascii="맑은 고딕" w:hAnsi="맑은 고딕" w:eastAsia="맑은 고딕"/>
-          <w:b w:val="0"/>
-          <w:i w:val="0"/>
-          <w:sz w:val="18"/>
-          <w:u w:val="none"/>
-        </w:rPr>
-        <w:t>② (B)</w:t>
-      </w:r>
-      <w:r>
-        <w:rPr>
-          <w:rFonts w:ascii="맑은 고딕" w:hAnsi="맑은 고딕" w:eastAsia="맑은 고딕"/>
-          <w:b w:val="0"/>
-          <w:i w:val="0"/>
-          <w:sz w:val="18"/>
-          <w:u w:val="none"/>
-        </w:rPr>
-        <w:t xml:space="preserve">    </w:t>
-      </w:r>
-      <w:r>
-        <w:rPr>
-          <w:rFonts w:ascii="맑은 고딕" w:hAnsi="맑은 고딕" w:eastAsia="맑은 고딕"/>
-          <w:b w:val="0"/>
-          <w:i w:val="0"/>
-          <w:sz w:val="18"/>
-          <w:u w:val="none"/>
-        </w:rPr>
-        <w:t>③ (C)</w:t>
-      </w:r>
-      <w:r>
-        <w:rPr>
-          <w:rFonts w:ascii="맑은 고딕" w:hAnsi="맑은 고딕" w:eastAsia="맑은 고딕"/>
-          <w:b w:val="0"/>
-          <w:i w:val="0"/>
-          <w:sz w:val="18"/>
-          <w:u w:val="none"/>
-        </w:rPr>
-        <w:t xml:space="preserve">    </w:t>
-      </w:r>
-      <w:r>
-        <w:rPr>
-          <w:rFonts w:ascii="맑은 고딕" w:hAnsi="맑은 고딕" w:eastAsia="맑은 고딕"/>
-          <w:b w:val="0"/>
-          <w:i w:val="0"/>
-          <w:sz w:val="18"/>
-          <w:u w:val="none"/>
-        </w:rPr>
-        <w:t>④ (D)</w:t>
-      </w:r>
-      <w:r>
-        <w:rPr>
-          <w:rFonts w:ascii="맑은 고딕" w:hAnsi="맑은 고딕" w:eastAsia="맑은 고딕"/>
-          <w:b w:val="0"/>
-          <w:i w:val="0"/>
-          <w:sz w:val="18"/>
-          <w:u w:val="none"/>
-        </w:rPr>
-        <w:t xml:space="preserve">    </w:t>
-      </w:r>
-      <w:r>
-        <w:rPr>
-          <w:rFonts w:ascii="맑은 고딕" w:hAnsi="맑은 고딕" w:eastAsia="맑은 고딕"/>
-          <w:b w:val="0"/>
-          <w:i w:val="0"/>
-          <w:sz w:val="18"/>
-          <w:u w:val="none"/>
-        </w:rPr>
-        <w:t>⑤ (E)</w:t>
-      </w:r>
-    </w:p>
-    <w:p>
-      <w:pPr>
-        <w:spacing w:before="0" w:after="40" w:line="259" w:lineRule="auto"/>
-      </w:pPr>
-    </w:p>
-    <w:p>
-      <w:pPr>
-        <w:keepNext/>
-        <w:spacing w:before="0" w:after="20" w:line="259" w:lineRule="auto"/>
-      </w:pPr>
-      <w:r>
-        <w:rPr>
-          <w:rFonts w:ascii="맑은 고딕" w:hAnsi="맑은 고딕" w:eastAsia="맑은 고딕"/>
-          <w:b/>
-          <w:i w:val="0"/>
-          <w:sz w:val="18"/>
-          <w:u w:val="none"/>
-        </w:rPr>
-        <w:t xml:space="preserve">13. </w:t>
-      </w:r>
-      <w:r>
-        <w:rPr>
-          <w:rFonts w:ascii="맑은 고딕" w:hAnsi="맑은 고딕" w:eastAsia="맑은 고딕"/>
-          <w:b w:val="0"/>
-          <w:i w:val="0"/>
-          <w:sz w:val="18"/>
-          <w:u w:val="none"/>
-        </w:rPr>
-        <w:t>[2024 #26형] 빈칸 (a)~(d)에 들어갈 전치사로 알맞게 짝지어진 것은?</w:t>
-      </w:r>
-    </w:p>
-    <w:p>
-      <w:pPr>
-        <w:spacing w:before="0" w:after="20" w:line="259" w:lineRule="auto"/>
-        <w:ind w:left="57"/>
-      </w:pPr>
-      <w:r>
-        <w:rPr>
-          <w:rFonts w:ascii="맑은 고딕" w:hAnsi="맑은 고딕" w:eastAsia="맑은 고딕"/>
-          <w:b w:val="0"/>
-          <w:i w:val="0"/>
-          <w:sz w:val="18"/>
-          <w:u w:val="none"/>
-        </w:rPr>
-        <w:t>(a) This is the room ________ which we held the meeting.</w:t>
-      </w:r>
-      <w:r>
-        <w:br/>
-      </w:r>
-      <w:r>
-        <w:rPr>
-          <w:rFonts w:ascii="맑은 고딕" w:hAnsi="맑은 고딕" w:eastAsia="맑은 고딕"/>
-          <w:b w:val="0"/>
-          <w:i w:val="0"/>
-          <w:sz w:val="18"/>
-          <w:u w:val="none"/>
-        </w:rPr>
-        <w:t>(b) I'll never forget the day ________ which my sister was born.</w:t>
-      </w:r>
-      <w:r>
-        <w:br/>
-      </w:r>
-      <w:r>
-        <w:rPr>
-          <w:rFonts w:ascii="맑은 고딕" w:hAnsi="맑은 고딕" w:eastAsia="맑은 고딕"/>
-          <w:b w:val="0"/>
-          <w:i w:val="0"/>
-          <w:sz w:val="18"/>
-          <w:u w:val="none"/>
-        </w:rPr>
-        <w:t>(c) The vacation ________ which we traveled to Jeju was perfect.</w:t>
-      </w:r>
-      <w:r>
-        <w:br/>
-      </w:r>
-      <w:r>
-        <w:rPr>
-          <w:rFonts w:ascii="맑은 고딕" w:hAnsi="맑은 고딕" w:eastAsia="맑은 고딕"/>
-          <w:b w:val="0"/>
-          <w:i w:val="0"/>
-          <w:sz w:val="18"/>
-          <w:u w:val="none"/>
-        </w:rPr>
-        <w:t>(d) That is the bus stop ________ which I wait every morning.</w:t>
-      </w:r>
-    </w:p>
-    <w:p>
-      <w:pPr>
-        <w:spacing w:before="0" w:after="0" w:line="259" w:lineRule="auto"/>
-        <w:ind w:left="113"/>
-      </w:pPr>
-      <w:r>
-        <w:rPr>
-          <w:rFonts w:ascii="맑은 고딕" w:hAnsi="맑은 고딕" w:eastAsia="맑은 고딕"/>
-          <w:b w:val="0"/>
-          <w:i w:val="0"/>
-          <w:sz w:val="18"/>
-          <w:u w:val="none"/>
-        </w:rPr>
-        <w:t>① at — in — during — on</w:t>
-      </w:r>
-    </w:p>
-    <w:p>
-      <w:pPr>
-        <w:spacing w:before="0" w:after="0" w:line="259" w:lineRule="auto"/>
-        <w:ind w:left="113"/>
-      </w:pPr>
-      <w:r>
-        <w:rPr>
-          <w:rFonts w:ascii="맑은 고딕" w:hAnsi="맑은 고딕" w:eastAsia="맑은 고딕"/>
-          <w:b w:val="0"/>
-          <w:i w:val="0"/>
-          <w:sz w:val="18"/>
-          <w:u w:val="none"/>
-        </w:rPr>
-        <w:t>② in — on — during — at</w:t>
-      </w:r>
-    </w:p>
-    <w:p>
-      <w:pPr>
-        <w:spacing w:before="0" w:after="0" w:line="259" w:lineRule="auto"/>
-        <w:ind w:left="113"/>
-      </w:pPr>
-      <w:r>
-        <w:rPr>
-          <w:rFonts w:ascii="맑은 고딕" w:hAnsi="맑은 고딕" w:eastAsia="맑은 고딕"/>
-          <w:b w:val="0"/>
-          <w:i w:val="0"/>
-          <w:sz w:val="18"/>
-          <w:u w:val="none"/>
-        </w:rPr>
-        <w:t>③ in — during — on — at</w:t>
-      </w:r>
-    </w:p>
-    <w:p>
-      <w:pPr>
-        <w:spacing w:before="0" w:after="0" w:line="259" w:lineRule="auto"/>
-        <w:ind w:left="113"/>
-      </w:pPr>
-      <w:r>
-        <w:rPr>
-          <w:rFonts w:ascii="맑은 고딕" w:hAnsi="맑은 고딕" w:eastAsia="맑은 고딕"/>
-          <w:b w:val="0"/>
-          <w:i w:val="0"/>
-          <w:sz w:val="18"/>
-          <w:u w:val="none"/>
-        </w:rPr>
-        <w:t>④ on — on — in — at</w:t>
-      </w:r>
-    </w:p>
-    <w:p>
-      <w:pPr>
-        <w:spacing w:before="0" w:after="0" w:line="259" w:lineRule="auto"/>
-        <w:ind w:left="113"/>
-      </w:pPr>
-      <w:r>
-        <w:rPr>
-          <w:rFonts w:ascii="맑은 고딕" w:hAnsi="맑은 고딕" w:eastAsia="맑은 고딕"/>
-          <w:b w:val="0"/>
-          <w:i w:val="0"/>
-          <w:sz w:val="18"/>
-          <w:u w:val="none"/>
-        </w:rPr>
-        <w:t>⑤ in — at — during — in</w:t>
-      </w:r>
-    </w:p>
-    <w:p>
-      <w:pPr>
-        <w:spacing w:before="0" w:after="0" w:line="259" w:lineRule="auto"/>
-      </w:pPr>
-    </w:p>
-    <w:p>
-      <w:pPr>
-        <w:spacing w:before="0" w:after="40" w:line="259" w:lineRule="auto"/>
-      </w:pPr>
-    </w:p>
-    <w:p>
-      <w:pPr>
-        <w:keepNext/>
-        <w:spacing w:before="0" w:after="20" w:line="259" w:lineRule="auto"/>
-      </w:pPr>
-      <w:r>
-        <w:rPr>
-          <w:rFonts w:ascii="맑은 고딕" w:hAnsi="맑은 고딕" w:eastAsia="맑은 고딕"/>
-          <w:b/>
-          <w:i w:val="0"/>
-          <w:sz w:val="18"/>
-          <w:u w:val="none"/>
-        </w:rPr>
-        <w:t>[2025 #30·#24형] 간접화법 · (A)(B)(C) 표현</w:t>
+        <w:t>[이해형 서답 CHECK]</w:t>
       </w:r>
     </w:p>
     <w:p>
@@ -2846,7 +2460,7 @@
           <w:sz w:val="18"/>
           <w:u w:val="none"/>
         </w:rPr>
-        <w:t>[2025 #30형 · 기출 단골] 아래 상황을 읽고 Minho의 질문을 간접화법으로 바꾼 것 중 어법상 옳은 문장은?</w:t>
+        <w:t>관계부사를 ‘전치사 + which’로 바꿀 때 알맞은 전치사를 쓰시오.</w:t>
       </w:r>
     </w:p>
     <w:p>
@@ -2862,10 +2476,7 @@
           <w:sz w:val="18"/>
           <w:u w:val="none"/>
         </w:rPr>
-        <w:t>You borrowed a tent from a neighbor through a sharing app. Your friend Minho is curious and asks you a question.</w:t>
-      </w:r>
-      <w:r>
-        <w:br/>
+        <w:t xml:space="preserve">(1) This is the house where I was born. → the house </w:t>
       </w:r>
       <w:r>
         <w:rPr>
@@ -2875,14 +2486,8 @@
           <w:sz w:val="18"/>
           <w:u w:val="none"/>
         </w:rPr>
-        <w:t>Minho: "Where did you get the tent?"</w:t>
-      </w:r>
-    </w:p>
-    <w:p>
-      <w:pPr>
-        <w:spacing w:before="0" w:after="0" w:line="259" w:lineRule="auto"/>
-        <w:ind w:left="113"/>
-      </w:pPr>
+        <w:t>__________</w:t>
+      </w:r>
       <w:r>
         <w:rPr>
           <w:rFonts w:ascii="맑은 고딕" w:hAnsi="맑은 고딕" w:eastAsia="맑은 고딕"/>
@@ -2891,14 +2496,11 @@
           <w:sz w:val="18"/>
           <w:u w:val="none"/>
         </w:rPr>
-        <w:t>① Minho asked me where did I get the tent.</w:t>
-      </w:r>
-    </w:p>
-    <w:p>
-      <w:pPr>
-        <w:spacing w:before="0" w:after="0" w:line="259" w:lineRule="auto"/>
-        <w:ind w:left="113"/>
-      </w:pPr>
+        <w:t xml:space="preserve"> which</w:t>
+      </w:r>
+      <w:r>
+        <w:br/>
+      </w:r>
       <w:r>
         <w:rPr>
           <w:rFonts w:ascii="맑은 고딕" w:hAnsi="맑은 고딕" w:eastAsia="맑은 고딕"/>
@@ -2907,14 +2509,8 @@
           <w:sz w:val="18"/>
           <w:u w:val="none"/>
         </w:rPr>
-        <w:t>② Minho asked me where I got the tent.</w:t>
-      </w:r>
-    </w:p>
-    <w:p>
-      <w:pPr>
-        <w:spacing w:before="0" w:after="0" w:line="259" w:lineRule="auto"/>
-        <w:ind w:left="113"/>
-      </w:pPr>
+        <w:t xml:space="preserve">(2) I remember the summer when we first met. → the summer </w:t>
+      </w:r>
       <w:r>
         <w:rPr>
           <w:rFonts w:ascii="맑은 고딕" w:hAnsi="맑은 고딕" w:eastAsia="맑은 고딕"/>
@@ -2923,14 +2519,8 @@
           <w:sz w:val="18"/>
           <w:u w:val="none"/>
         </w:rPr>
-        <w:t>③ Minho asked me where I had gotten the tent.</w:t>
-      </w:r>
-    </w:p>
-    <w:p>
-      <w:pPr>
-        <w:spacing w:before="0" w:after="0" w:line="259" w:lineRule="auto"/>
-        <w:ind w:left="113"/>
-      </w:pPr>
+        <w:t>__________</w:t>
+      </w:r>
       <w:r>
         <w:rPr>
           <w:rFonts w:ascii="맑은 고딕" w:hAnsi="맑은 고딕" w:eastAsia="맑은 고딕"/>
@@ -2939,14 +2529,11 @@
           <w:sz w:val="18"/>
           <w:u w:val="none"/>
         </w:rPr>
-        <w:t>④ Minho asked me that where I had gotten the tent.</w:t>
-      </w:r>
-    </w:p>
-    <w:p>
-      <w:pPr>
-        <w:spacing w:before="0" w:after="0" w:line="259" w:lineRule="auto"/>
-        <w:ind w:left="113"/>
-      </w:pPr>
+        <w:t xml:space="preserve"> which</w:t>
+      </w:r>
+      <w:r>
+        <w:br/>
+      </w:r>
       <w:r>
         <w:rPr>
           <w:rFonts w:ascii="맑은 고딕" w:hAnsi="맑은 고딕" w:eastAsia="맑은 고딕"/>
@@ -2955,13 +2542,61 @@
           <w:sz w:val="18"/>
           <w:u w:val="none"/>
         </w:rPr>
-        <w:t>⑤ Minho asked me where had I gotten the tent.</w:t>
-      </w:r>
-    </w:p>
-    <w:p>
-      <w:pPr>
-        <w:spacing w:before="0" w:after="0" w:line="259" w:lineRule="auto"/>
-      </w:pPr>
+        <w:t xml:space="preserve">(3) That is the stage where the students performed. → the stage </w:t>
+      </w:r>
+      <w:r>
+        <w:rPr>
+          <w:rFonts w:ascii="맑은 고딕" w:hAnsi="맑은 고딕" w:eastAsia="맑은 고딕"/>
+          <w:b w:val="0"/>
+          <w:i w:val="0"/>
+          <w:sz w:val="18"/>
+          <w:u w:val="none"/>
+        </w:rPr>
+        <w:t>__________</w:t>
+      </w:r>
+      <w:r>
+        <w:rPr>
+          <w:rFonts w:ascii="맑은 고딕" w:hAnsi="맑은 고딕" w:eastAsia="맑은 고딕"/>
+          <w:b w:val="0"/>
+          <w:i w:val="0"/>
+          <w:sz w:val="18"/>
+          <w:u w:val="none"/>
+        </w:rPr>
+        <w:t xml:space="preserve"> which</w:t>
+      </w:r>
+      <w:r>
+        <w:br/>
+      </w:r>
+      <w:r>
+        <w:rPr>
+          <w:rFonts w:ascii="맑은 고딕" w:hAnsi="맑은 고딕" w:eastAsia="맑은 고딕"/>
+          <w:b w:val="0"/>
+          <w:i w:val="0"/>
+          <w:sz w:val="18"/>
+          <w:u w:val="none"/>
+        </w:rPr>
+        <w:t xml:space="preserve">(4) Do you know the reason why she was late? → the reason </w:t>
+      </w:r>
+      <w:r>
+        <w:rPr>
+          <w:rFonts w:ascii="맑은 고딕" w:hAnsi="맑은 고딕" w:eastAsia="맑은 고딕"/>
+          <w:b w:val="0"/>
+          <w:i w:val="0"/>
+          <w:sz w:val="18"/>
+          <w:u w:val="none"/>
+        </w:rPr>
+        <w:t>__________</w:t>
+      </w:r>
+      <w:r>
+        <w:rPr>
+          <w:rFonts w:ascii="맑은 고딕" w:hAnsi="맑은 고딕" w:eastAsia="맑은 고딕"/>
+          <w:b w:val="0"/>
+          <w:i w:val="0"/>
+          <w:sz w:val="18"/>
+          <w:u w:val="none"/>
+        </w:rPr>
+        <w:t xml:space="preserve"> which</w:t>
+      </w:r>
     </w:p>
     <w:p>
       <w:pPr>
@@ -2991,7 +2626,7 @@
           <w:sz w:val="18"/>
           <w:u w:val="none"/>
         </w:rPr>
-        <w:t>[2025 #24형] (A)~(C)에 들어갈 표현으로 적절한 것은?</w:t>
+        <w:t>다음 분사구문을 접속사가 있는 절로 바꿔 쓰시오. (온전한 문장)</w:t>
       </w:r>
     </w:p>
     <w:p>
@@ -3007,14 +2642,8 @@
           <w:sz w:val="18"/>
           <w:u w:val="none"/>
         </w:rPr>
-        <w:t>This is the small town (A)[where / which] my father grew up. He says it was wise (B)[of / for] his parents to move there, because the town had (C)[so / such] a strong community that neighbors shared almost everything.</w:t>
-      </w:r>
-    </w:p>
-    <w:p>
-      <w:pPr>
-        <w:spacing w:before="0" w:after="0" w:line="259" w:lineRule="auto"/>
-        <w:ind w:left="113"/>
-      </w:pPr>
+        <w:t xml:space="preserve">(1) Having seen the movie before, I didn’t watch it again. → </w:t>
+      </w:r>
       <w:r>
         <w:rPr>
           <w:rFonts w:ascii="맑은 고딕" w:hAnsi="맑은 고딕" w:eastAsia="맑은 고딕"/>
@@ -3023,14 +2652,8 @@
           <w:sz w:val="18"/>
           <w:u w:val="none"/>
         </w:rPr>
-        <w:t>① where — of — such</w:t>
-      </w:r>
-    </w:p>
-    <w:p>
-      <w:pPr>
-        <w:spacing w:before="0" w:after="0" w:line="259" w:lineRule="auto"/>
-        <w:ind w:left="113"/>
-      </w:pPr>
+        <w:t>__________</w:t>
+      </w:r>
       <w:r>
         <w:rPr>
           <w:rFonts w:ascii="맑은 고딕" w:hAnsi="맑은 고딕" w:eastAsia="맑은 고딕"/>
@@ -3039,14 +2662,11 @@
           <w:sz w:val="18"/>
           <w:u w:val="none"/>
         </w:rPr>
-        <w:t>② where — for — so</w:t>
-      </w:r>
-    </w:p>
-    <w:p>
-      <w:pPr>
-        <w:spacing w:before="0" w:after="0" w:line="259" w:lineRule="auto"/>
-        <w:ind w:left="113"/>
-      </w:pPr>
+        <w:t>, I didn’t watch it again.</w:t>
+      </w:r>
+      <w:r>
+        <w:br/>
+      </w:r>
       <w:r>
         <w:rPr>
           <w:rFonts w:ascii="맑은 고딕" w:hAnsi="맑은 고딕" w:eastAsia="맑은 고딕"/>
@@ -3055,14 +2675,8 @@
           <w:sz w:val="18"/>
           <w:u w:val="none"/>
         </w:rPr>
-        <w:t>③ which — of — such</w:t>
-      </w:r>
-    </w:p>
-    <w:p>
-      <w:pPr>
-        <w:spacing w:before="0" w:after="0" w:line="259" w:lineRule="auto"/>
-        <w:ind w:left="113"/>
-      </w:pPr>
+        <w:t xml:space="preserve">(2) (Being) Used properly, this tool is very useful. → </w:t>
+      </w:r>
       <w:r>
         <w:rPr>
           <w:rFonts w:ascii="맑은 고딕" w:hAnsi="맑은 고딕" w:eastAsia="맑은 고딕"/>
@@ -3071,14 +2685,8 @@
           <w:sz w:val="18"/>
           <w:u w:val="none"/>
         </w:rPr>
-        <w:t>④ which — for — so</w:t>
-      </w:r>
-    </w:p>
-    <w:p>
-      <w:pPr>
-        <w:spacing w:before="0" w:after="0" w:line="259" w:lineRule="auto"/>
-        <w:ind w:left="113"/>
-      </w:pPr>
+        <w:t>__________</w:t>
+      </w:r>
       <w:r>
         <w:rPr>
           <w:rFonts w:ascii="맑은 고딕" w:hAnsi="맑은 고딕" w:eastAsia="맑은 고딕"/>
@@ -3087,34 +2695,13 @@
           <w:sz w:val="18"/>
           <w:u w:val="none"/>
         </w:rPr>
-        <w:t>⑤ where — of — so</w:t>
+        <w:t>, this tool is very useful.</w:t>
       </w:r>
     </w:p>
     <w:p>
       <w:pPr>
-        <w:spacing w:before="0" w:after="0" w:line="259" w:lineRule="auto"/>
-      </w:pPr>
-    </w:p>
-    <w:p>
-      <w:pPr>
         <w:spacing w:before="0" w:after="40" w:line="259" w:lineRule="auto"/>
       </w:pPr>
-    </w:p>
-    <w:p>
-      <w:pPr>
-        <w:keepNext/>
-        <w:spacing w:before="0" w:after="20" w:line="259" w:lineRule="auto"/>
-      </w:pPr>
-      <w:r>
-        <w:rPr>
-          <w:rFonts w:ascii="맑은 고딕" w:hAnsi="맑은 고딕" w:eastAsia="맑은 고딕"/>
-          <w:b/>
-          <w:i w:val="0"/>
-          <w:sz w:val="18"/>
-          <w:u w:val="none"/>
-        </w:rPr>
-        <w:t>[이해형 서답 CHECK] 전치사 되살리기 · 분사구문 되돌리기</w:t>
-      </w:r>
     </w:p>
     <w:p>
       <w:pPr>
@@ -3139,7 +2726,7 @@
           <w:sz w:val="18"/>
           <w:u w:val="none"/>
         </w:rPr>
-        <w:t>관계부사를 ‘전치사 + which’로 바꿀 때 알맞은 전치사를 쓰시오.</w:t>
+        <w:t>다음 문장을 ‘the 비교급 ~, the 비교급 …’ 구문으로 바꿔 쓰시오.</w:t>
       </w:r>
     </w:p>
     <w:p>
@@ -3155,7 +2742,20 @@
           <w:sz w:val="18"/>
           <w:u w:val="none"/>
         </w:rPr>
-        <w:t xml:space="preserve">(1) This is the house where I grew up. → the house </w:t>
+        <w:t>If technology develops faster, people will depend on it more.</w:t>
+      </w:r>
+      <w:r>
+        <w:br/>
+      </w:r>
+      <w:r>
+        <w:rPr>
+          <w:rFonts w:ascii="맑은 고딕" w:hAnsi="맑은 고딕" w:eastAsia="맑은 고딕"/>
+          <w:b w:val="0"/>
+          <w:i w:val="0"/>
+          <w:sz w:val="18"/>
+          <w:u w:val="none"/>
+        </w:rPr>
+        <w:t xml:space="preserve">→ </w:t>
       </w:r>
       <w:r>
         <w:rPr>
@@ -3167,6 +2767,27 @@
         </w:rPr>
         <w:t>__________</w:t>
       </w:r>
+    </w:p>
+    <w:p>
+      <w:pPr>
+        <w:spacing w:before="0" w:after="40" w:line="259" w:lineRule="auto"/>
+      </w:pPr>
+    </w:p>
+    <w:p>
+      <w:pPr>
+        <w:keepNext/>
+        <w:spacing w:before="0" w:after="20" w:line="259" w:lineRule="auto"/>
+      </w:pPr>
+      <w:r>
+        <w:rPr>
+          <w:rFonts w:ascii="맑은 고딕" w:hAnsi="맑은 고딕" w:eastAsia="맑은 고딕"/>
+          <w:b/>
+          <w:i w:val="0"/>
+          <w:sz w:val="18"/>
+          <w:u w:val="none"/>
+        </w:rPr>
+        <w:t xml:space="preserve">17. </w:t>
+      </w:r>
       <w:r>
         <w:rPr>
           <w:rFonts w:ascii="맑은 고딕" w:hAnsi="맑은 고딕" w:eastAsia="맑은 고딕"/>
@@ -3175,11 +2796,14 @@
           <w:sz w:val="18"/>
           <w:u w:val="none"/>
         </w:rPr>
-        <w:t xml:space="preserve"> which</w:t>
-      </w:r>
-      <w:r>
-        <w:br/>
-      </w:r>
+        <w:t>so를 문장 맨 앞으로 보내 다시 쓰시오.</w:t>
+      </w:r>
+    </w:p>
+    <w:p>
+      <w:pPr>
+        <w:spacing w:before="0" w:after="20" w:line="259" w:lineRule="auto"/>
+        <w:ind w:left="57"/>
+      </w:pPr>
       <w:r>
         <w:rPr>
           <w:rFonts w:ascii="맑은 고딕" w:hAnsi="맑은 고딕" w:eastAsia="맑은 고딕"/>
@@ -3188,7 +2812,20 @@
           <w:sz w:val="18"/>
           <w:u w:val="none"/>
         </w:rPr>
-        <w:t xml:space="preserve">(2) I remember the summer when we met. → the summer </w:t>
+        <w:t>He ran so fast that nobody could catch him.</w:t>
+      </w:r>
+      <w:r>
+        <w:br/>
+      </w:r>
+      <w:r>
+        <w:rPr>
+          <w:rFonts w:ascii="맑은 고딕" w:hAnsi="맑은 고딕" w:eastAsia="맑은 고딕"/>
+          <w:b w:val="0"/>
+          <w:i w:val="0"/>
+          <w:sz w:val="18"/>
+          <w:u w:val="none"/>
+        </w:rPr>
+        <w:t xml:space="preserve">→ </w:t>
       </w:r>
       <w:r>
         <w:rPr>
@@ -3200,6 +2837,27 @@
         </w:rPr>
         <w:t>__________</w:t>
       </w:r>
+    </w:p>
+    <w:p>
+      <w:pPr>
+        <w:spacing w:before="0" w:after="40" w:line="259" w:lineRule="auto"/>
+      </w:pPr>
+    </w:p>
+    <w:p>
+      <w:pPr>
+        <w:keepNext/>
+        <w:spacing w:before="0" w:after="20" w:line="259" w:lineRule="auto"/>
+      </w:pPr>
+      <w:r>
+        <w:rPr>
+          <w:rFonts w:ascii="맑은 고딕" w:hAnsi="맑은 고딕" w:eastAsia="맑은 고딕"/>
+          <w:b/>
+          <w:i w:val="0"/>
+          <w:sz w:val="18"/>
+          <w:u w:val="none"/>
+        </w:rPr>
+        <w:t xml:space="preserve">18. </w:t>
+      </w:r>
       <w:r>
         <w:rPr>
           <w:rFonts w:ascii="맑은 고딕" w:hAnsi="맑은 고딕" w:eastAsia="맑은 고딕"/>
@@ -3208,11 +2866,14 @@
           <w:sz w:val="18"/>
           <w:u w:val="none"/>
         </w:rPr>
-        <w:t xml:space="preserve"> which</w:t>
-      </w:r>
-      <w:r>
-        <w:br/>
-      </w:r>
+        <w:t>두 문장을 so that을 써서 한 문장으로 쓰시오. (can)</w:t>
+      </w:r>
+    </w:p>
+    <w:p>
+      <w:pPr>
+        <w:spacing w:before="0" w:after="20" w:line="259" w:lineRule="auto"/>
+        <w:ind w:left="57"/>
+      </w:pPr>
       <w:r>
         <w:rPr>
           <w:rFonts w:ascii="맑은 고딕" w:hAnsi="맑은 고딕" w:eastAsia="맑은 고딕"/>
@@ -3221,7 +2882,20 @@
           <w:sz w:val="18"/>
           <w:u w:val="none"/>
         </w:rPr>
-        <w:t xml:space="preserve">(3) That is the stage where the band performed. → the stage </w:t>
+        <w:t>Tom saves money every month. He wants to buy a new computer.</w:t>
+      </w:r>
+      <w:r>
+        <w:br/>
+      </w:r>
+      <w:r>
+        <w:rPr>
+          <w:rFonts w:ascii="맑은 고딕" w:hAnsi="맑은 고딕" w:eastAsia="맑은 고딕"/>
+          <w:b w:val="0"/>
+          <w:i w:val="0"/>
+          <w:sz w:val="18"/>
+          <w:u w:val="none"/>
+        </w:rPr>
+        <w:t xml:space="preserve">→ </w:t>
       </w:r>
       <w:r>
         <w:rPr>
@@ -3233,219 +2907,6 @@
         </w:rPr>
         <w:t>__________</w:t>
       </w:r>
-      <w:r>
-        <w:rPr>
-          <w:rFonts w:ascii="맑은 고딕" w:hAnsi="맑은 고딕" w:eastAsia="맑은 고딕"/>
-          <w:b w:val="0"/>
-          <w:i w:val="0"/>
-          <w:sz w:val="18"/>
-          <w:u w:val="none"/>
-        </w:rPr>
-        <w:t xml:space="preserve"> which</w:t>
-      </w:r>
-      <w:r>
-        <w:br/>
-      </w:r>
-      <w:r>
-        <w:rPr>
-          <w:rFonts w:ascii="맑은 고딕" w:hAnsi="맑은 고딕" w:eastAsia="맑은 고딕"/>
-          <w:b w:val="0"/>
-          <w:i w:val="0"/>
-          <w:sz w:val="18"/>
-          <w:u w:val="none"/>
-        </w:rPr>
-        <w:t xml:space="preserve">(4) Tell me the reason why you were late. → the reason </w:t>
-      </w:r>
-      <w:r>
-        <w:rPr>
-          <w:rFonts w:ascii="맑은 고딕" w:hAnsi="맑은 고딕" w:eastAsia="맑은 고딕"/>
-          <w:b w:val="0"/>
-          <w:i w:val="0"/>
-          <w:sz w:val="18"/>
-          <w:u w:val="none"/>
-        </w:rPr>
-        <w:t>__________</w:t>
-      </w:r>
-      <w:r>
-        <w:rPr>
-          <w:rFonts w:ascii="맑은 고딕" w:hAnsi="맑은 고딕" w:eastAsia="맑은 고딕"/>
-          <w:b w:val="0"/>
-          <w:i w:val="0"/>
-          <w:sz w:val="18"/>
-          <w:u w:val="none"/>
-        </w:rPr>
-        <w:t xml:space="preserve"> which</w:t>
-      </w:r>
-    </w:p>
-    <w:p>
-      <w:pPr>
-        <w:spacing w:before="0" w:after="40" w:line="259" w:lineRule="auto"/>
-      </w:pPr>
-    </w:p>
-    <w:p>
-      <w:pPr>
-        <w:keepNext/>
-        <w:spacing w:before="0" w:after="20" w:line="259" w:lineRule="auto"/>
-      </w:pPr>
-      <w:r>
-        <w:rPr>
-          <w:rFonts w:ascii="맑은 고딕" w:hAnsi="맑은 고딕" w:eastAsia="맑은 고딕"/>
-          <w:b/>
-          <w:i w:val="0"/>
-          <w:sz w:val="18"/>
-          <w:u w:val="none"/>
-        </w:rPr>
-        <w:t xml:space="preserve">17. </w:t>
-      </w:r>
-      <w:r>
-        <w:rPr>
-          <w:rFonts w:ascii="맑은 고딕" w:hAnsi="맑은 고딕" w:eastAsia="맑은 고딕"/>
-          <w:b w:val="0"/>
-          <w:i w:val="0"/>
-          <w:sz w:val="18"/>
-          <w:u w:val="none"/>
-        </w:rPr>
-        <w:t>다음 분사구문을 접속사가 있는 절로 바꿔 쓰시오. (온전한 문장)</w:t>
-      </w:r>
-    </w:p>
-    <w:p>
-      <w:pPr>
-        <w:spacing w:before="0" w:after="20" w:line="259" w:lineRule="auto"/>
-        <w:ind w:left="57"/>
-      </w:pPr>
-      <w:r>
-        <w:rPr>
-          <w:rFonts w:ascii="맑은 고딕" w:hAnsi="맑은 고딕" w:eastAsia="맑은 고딕"/>
-          <w:b w:val="0"/>
-          <w:i w:val="0"/>
-          <w:sz w:val="18"/>
-          <w:u w:val="none"/>
-        </w:rPr>
-        <w:t xml:space="preserve">(1) Having finished the report, she went home. → </w:t>
-      </w:r>
-      <w:r>
-        <w:rPr>
-          <w:rFonts w:ascii="맑은 고딕" w:hAnsi="맑은 고딕" w:eastAsia="맑은 고딕"/>
-          <w:b w:val="0"/>
-          <w:i w:val="0"/>
-          <w:sz w:val="18"/>
-          <w:u w:val="none"/>
-        </w:rPr>
-        <w:t>__________</w:t>
-      </w:r>
-      <w:r>
-        <w:rPr>
-          <w:rFonts w:ascii="맑은 고딕" w:hAnsi="맑은 고딕" w:eastAsia="맑은 고딕"/>
-          <w:b w:val="0"/>
-          <w:i w:val="0"/>
-          <w:sz w:val="18"/>
-          <w:u w:val="none"/>
-        </w:rPr>
-        <w:t>, she went home.</w:t>
-      </w:r>
-      <w:r>
-        <w:br/>
-      </w:r>
-      <w:r>
-        <w:rPr>
-          <w:rFonts w:ascii="맑은 고딕" w:hAnsi="맑은 고딕" w:eastAsia="맑은 고딕"/>
-          <w:b w:val="0"/>
-          <w:i w:val="0"/>
-          <w:sz w:val="18"/>
-          <w:u w:val="none"/>
-        </w:rPr>
-        <w:t xml:space="preserve">(2) Used properly, this app saves a lot of time. → </w:t>
-      </w:r>
-      <w:r>
-        <w:rPr>
-          <w:rFonts w:ascii="맑은 고딕" w:hAnsi="맑은 고딕" w:eastAsia="맑은 고딕"/>
-          <w:b w:val="0"/>
-          <w:i w:val="0"/>
-          <w:sz w:val="18"/>
-          <w:u w:val="none"/>
-        </w:rPr>
-        <w:t>__________</w:t>
-      </w:r>
-      <w:r>
-        <w:rPr>
-          <w:rFonts w:ascii="맑은 고딕" w:hAnsi="맑은 고딕" w:eastAsia="맑은 고딕"/>
-          <w:b w:val="0"/>
-          <w:i w:val="0"/>
-          <w:sz w:val="18"/>
-          <w:u w:val="none"/>
-        </w:rPr>
-        <w:t>, this app saves a lot of time.</w:t>
-      </w:r>
-    </w:p>
-    <w:p>
-      <w:pPr>
-        <w:spacing w:before="0" w:after="40" w:line="259" w:lineRule="auto"/>
-      </w:pPr>
-    </w:p>
-    <w:p>
-      <w:pPr>
-        <w:keepNext/>
-        <w:spacing w:before="0" w:after="20" w:line="259" w:lineRule="auto"/>
-      </w:pPr>
-      <w:r>
-        <w:rPr>
-          <w:rFonts w:ascii="맑은 고딕" w:hAnsi="맑은 고딕" w:eastAsia="맑은 고딕"/>
-          <w:b/>
-          <w:i w:val="0"/>
-          <w:sz w:val="18"/>
-          <w:u w:val="none"/>
-        </w:rPr>
-        <w:t xml:space="preserve">18. </w:t>
-      </w:r>
-      <w:r>
-        <w:rPr>
-          <w:rFonts w:ascii="맑은 고딕" w:hAnsi="맑은 고딕" w:eastAsia="맑은 고딕"/>
-          <w:b w:val="0"/>
-          <w:i w:val="0"/>
-          <w:sz w:val="18"/>
-          <w:u w:val="none"/>
-        </w:rPr>
-        <w:t>다음 문장을 ‘the 비교급 ~, the 비교급 …’ 구문으로 바꿔 쓰시오.</w:t>
-      </w:r>
-    </w:p>
-    <w:p>
-      <w:pPr>
-        <w:spacing w:before="0" w:after="20" w:line="259" w:lineRule="auto"/>
-        <w:ind w:left="57"/>
-      </w:pPr>
-      <w:r>
-        <w:rPr>
-          <w:rFonts w:ascii="맑은 고딕" w:hAnsi="맑은 고딕" w:eastAsia="맑은 고딕"/>
-          <w:b w:val="0"/>
-          <w:i w:val="0"/>
-          <w:sz w:val="18"/>
-          <w:u w:val="none"/>
-        </w:rPr>
-        <w:t>If more people share rides, there will be fewer cars on the road.</w:t>
-      </w:r>
-      <w:r>
-        <w:br/>
-      </w:r>
-      <w:r>
-        <w:rPr>
-          <w:rFonts w:ascii="맑은 고딕" w:hAnsi="맑은 고딕" w:eastAsia="맑은 고딕"/>
-          <w:b w:val="0"/>
-          <w:i w:val="0"/>
-          <w:sz w:val="18"/>
-          <w:u w:val="none"/>
-        </w:rPr>
-        <w:t xml:space="preserve">→ </w:t>
-      </w:r>
-      <w:r>
-        <w:rPr>
-          <w:rFonts w:ascii="맑은 고딕" w:hAnsi="맑은 고딕" w:eastAsia="맑은 고딕"/>
-          <w:b w:val="0"/>
-          <w:i w:val="0"/>
-          <w:sz w:val="18"/>
-          <w:u w:val="none"/>
-        </w:rPr>
-        <w:t>__________</w:t>
-      </w:r>
     </w:p>
     <w:p>
       <w:pPr>
@@ -3458,8 +2919,8 @@
           <w:type w:val="continuous"/>
           <w:pgSz w:w="11906" w:h="16838"/>
           <w:pgMar w:top="680" w:right="794" w:bottom="624" w:left="794" w:header="720" w:footer="720" w:gutter="0"/>
+          <w:docGrid w:linePitch="360"/>
           <w:cols w:num="2" w:space="360" w:sep="1"/>
-          <w:docGrid w:linePitch="360"/>
         </w:sectPr>
       </w:pPr>
     </w:p>
@@ -3475,7 +2936,7 @@
           <w:sz w:val="22"/>
           <w:u w:val="none"/>
         </w:rPr>
-        <w:t>어법 예측 CHECK — 2024·2025 3-2 기말 기출 유형 그대로 — 정답</w:t>
+        <w:t>어법 CHECK — 기출 유형 · 프린트 예문 전용 — 정답</w:t>
       </w:r>
     </w:p>
     <w:p>
@@ -3487,367 +2948,452 @@
           <w:rFonts w:ascii="맑은 고딕" w:hAnsi="맑은 고딕" w:eastAsia="맑은 고딕"/>
           <w:b/>
           <w:i w:val="0"/>
-          <w:sz w:val="19"/>
+          <w:sz w:val="17"/>
           <w:u w:val="none"/>
         </w:rPr>
-        <w:t xml:space="preserve">1 </w:t>
+        <w:t xml:space="preserve">1  </w:t>
       </w:r>
       <w:r>
         <w:rPr>
           <w:rFonts w:ascii="맑은 고딕" w:hAnsi="맑은 고딕" w:eastAsia="맑은 고딕"/>
           <w:b w:val="0"/>
           <w:i w:val="0"/>
-          <w:sz w:val="19"/>
+          <w:sz w:val="17"/>
           <w:u w:val="none"/>
         </w:rPr>
-        <w:t xml:space="preserve">②, ④   │   </w:t>
-      </w:r>
+        <w:t>①, ④</w:t>
+      </w:r>
+    </w:p>
+    <w:p>
+      <w:pPr>
+        <w:spacing w:before="0" w:after="20" w:line="259" w:lineRule="auto"/>
+      </w:pPr>
       <w:r>
         <w:rPr>
           <w:rFonts w:ascii="맑은 고딕" w:hAnsi="맑은 고딕" w:eastAsia="맑은 고딕"/>
           <w:b/>
           <w:i w:val="0"/>
-          <w:sz w:val="19"/>
+          <w:sz w:val="17"/>
           <w:u w:val="none"/>
         </w:rPr>
-        <w:t xml:space="preserve">2 </w:t>
+        <w:t xml:space="preserve">2  </w:t>
       </w:r>
       <w:r>
         <w:rPr>
           <w:rFonts w:ascii="맑은 고딕" w:hAnsi="맑은 고딕" w:eastAsia="맑은 고딕"/>
           <w:b w:val="0"/>
           <w:i w:val="0"/>
-          <w:sz w:val="19"/>
+          <w:sz w:val="17"/>
           <w:u w:val="none"/>
         </w:rPr>
-        <w:t xml:space="preserve">②   │   </w:t>
-      </w:r>
+        <w:t>④</w:t>
+      </w:r>
+    </w:p>
+    <w:p>
+      <w:pPr>
+        <w:spacing w:before="0" w:after="20" w:line="259" w:lineRule="auto"/>
+      </w:pPr>
       <w:r>
         <w:rPr>
           <w:rFonts w:ascii="맑은 고딕" w:hAnsi="맑은 고딕" w:eastAsia="맑은 고딕"/>
           <w:b/>
           <w:i w:val="0"/>
-          <w:sz w:val="19"/>
+          <w:sz w:val="17"/>
           <w:u w:val="none"/>
         </w:rPr>
-        <w:t xml:space="preserve">3 </w:t>
+        <w:t xml:space="preserve">3  </w:t>
       </w:r>
       <w:r>
         <w:rPr>
           <w:rFonts w:ascii="맑은 고딕" w:hAnsi="맑은 고딕" w:eastAsia="맑은 고딕"/>
           <w:b w:val="0"/>
           <w:i w:val="0"/>
-          <w:sz w:val="19"/>
+          <w:sz w:val="17"/>
           <w:u w:val="none"/>
         </w:rPr>
-        <w:t xml:space="preserve">①   │   </w:t>
-      </w:r>
+        <w:t>③</w:t>
+      </w:r>
+    </w:p>
+    <w:p>
+      <w:pPr>
+        <w:spacing w:before="0" w:after="20" w:line="259" w:lineRule="auto"/>
+      </w:pPr>
       <w:r>
         <w:rPr>
           <w:rFonts w:ascii="맑은 고딕" w:hAnsi="맑은 고딕" w:eastAsia="맑은 고딕"/>
           <w:b/>
           <w:i w:val="0"/>
-          <w:sz w:val="19"/>
+          <w:sz w:val="17"/>
           <w:u w:val="none"/>
         </w:rPr>
-        <w:t xml:space="preserve">4 </w:t>
+        <w:t xml:space="preserve">4  </w:t>
       </w:r>
       <w:r>
         <w:rPr>
           <w:rFonts w:ascii="맑은 고딕" w:hAnsi="맑은 고딕" w:eastAsia="맑은 고딕"/>
           <w:b w:val="0"/>
           <w:i w:val="0"/>
-          <w:sz w:val="19"/>
+          <w:sz w:val="17"/>
           <w:u w:val="none"/>
         </w:rPr>
-        <w:t xml:space="preserve">④   │   </w:t>
-      </w:r>
+        <w:t>③</w:t>
+      </w:r>
+    </w:p>
+    <w:p>
+      <w:pPr>
+        <w:spacing w:before="0" w:after="20" w:line="259" w:lineRule="auto"/>
+      </w:pPr>
       <w:r>
         <w:rPr>
           <w:rFonts w:ascii="맑은 고딕" w:hAnsi="맑은 고딕" w:eastAsia="맑은 고딕"/>
           <w:b/>
           <w:i w:val="0"/>
-          <w:sz w:val="19"/>
+          <w:sz w:val="17"/>
           <w:u w:val="none"/>
         </w:rPr>
-        <w:t xml:space="preserve">5 </w:t>
+        <w:t xml:space="preserve">5  </w:t>
       </w:r>
       <w:r>
         <w:rPr>
           <w:rFonts w:ascii="맑은 고딕" w:hAnsi="맑은 고딕" w:eastAsia="맑은 고딕"/>
           <w:b w:val="0"/>
           <w:i w:val="0"/>
-          <w:sz w:val="19"/>
+          <w:sz w:val="17"/>
           <w:u w:val="none"/>
         </w:rPr>
-        <w:t xml:space="preserve">②, ④   │   </w:t>
-      </w:r>
+        <w:t>①</w:t>
+      </w:r>
+    </w:p>
+    <w:p>
+      <w:pPr>
+        <w:spacing w:before="0" w:after="20" w:line="259" w:lineRule="auto"/>
+      </w:pPr>
       <w:r>
         <w:rPr>
           <w:rFonts w:ascii="맑은 고딕" w:hAnsi="맑은 고딕" w:eastAsia="맑은 고딕"/>
           <w:b/>
           <w:i w:val="0"/>
-          <w:sz w:val="19"/>
+          <w:sz w:val="17"/>
           <w:u w:val="none"/>
         </w:rPr>
-        <w:t xml:space="preserve">6 </w:t>
+        <w:t xml:space="preserve">6  </w:t>
       </w:r>
       <w:r>
         <w:rPr>
           <w:rFonts w:ascii="맑은 고딕" w:hAnsi="맑은 고딕" w:eastAsia="맑은 고딕"/>
           <w:b w:val="0"/>
           <w:i w:val="0"/>
-          <w:sz w:val="19"/>
+          <w:sz w:val="17"/>
           <w:u w:val="none"/>
         </w:rPr>
-        <w:t xml:space="preserve">③   │   </w:t>
-      </w:r>
+        <w:t>④</w:t>
+      </w:r>
+    </w:p>
+    <w:p>
+      <w:pPr>
+        <w:spacing w:before="0" w:after="20" w:line="259" w:lineRule="auto"/>
+      </w:pPr>
       <w:r>
         <w:rPr>
           <w:rFonts w:ascii="맑은 고딕" w:hAnsi="맑은 고딕" w:eastAsia="맑은 고딕"/>
           <w:b/>
           <w:i w:val="0"/>
-          <w:sz w:val="19"/>
+          <w:sz w:val="17"/>
           <w:u w:val="none"/>
         </w:rPr>
-        <w:t xml:space="preserve">7 </w:t>
+        <w:t xml:space="preserve">7  </w:t>
       </w:r>
       <w:r>
         <w:rPr>
           <w:rFonts w:ascii="맑은 고딕" w:hAnsi="맑은 고딕" w:eastAsia="맑은 고딕"/>
           <w:b w:val="0"/>
           <w:i w:val="0"/>
-          <w:sz w:val="19"/>
+          <w:sz w:val="17"/>
           <w:u w:val="none"/>
         </w:rPr>
-        <w:t xml:space="preserve">⑤   │   </w:t>
-      </w:r>
+        <w:t>②</w:t>
+      </w:r>
+    </w:p>
+    <w:p>
+      <w:pPr>
+        <w:spacing w:before="0" w:after="20" w:line="259" w:lineRule="auto"/>
+      </w:pPr>
       <w:r>
         <w:rPr>
           <w:rFonts w:ascii="맑은 고딕" w:hAnsi="맑은 고딕" w:eastAsia="맑은 고딕"/>
           <w:b/>
           <w:i w:val="0"/>
-          <w:sz w:val="19"/>
+          <w:sz w:val="17"/>
           <w:u w:val="none"/>
         </w:rPr>
-        <w:t xml:space="preserve">8 </w:t>
+        <w:t xml:space="preserve">8  </w:t>
       </w:r>
       <w:r>
         <w:rPr>
           <w:rFonts w:ascii="맑은 고딕" w:hAnsi="맑은 고딕" w:eastAsia="맑은 고딕"/>
           <w:b w:val="0"/>
           <w:i w:val="0"/>
-          <w:sz w:val="19"/>
+          <w:sz w:val="17"/>
           <w:u w:val="none"/>
         </w:rPr>
-        <w:t xml:space="preserve">④   │   </w:t>
-      </w:r>
+        <w:t>③</w:t>
+      </w:r>
+    </w:p>
+    <w:p>
+      <w:pPr>
+        <w:spacing w:before="0" w:after="20" w:line="259" w:lineRule="auto"/>
+      </w:pPr>
       <w:r>
         <w:rPr>
           <w:rFonts w:ascii="맑은 고딕" w:hAnsi="맑은 고딕" w:eastAsia="맑은 고딕"/>
           <w:b/>
           <w:i w:val="0"/>
-          <w:sz w:val="19"/>
+          <w:sz w:val="17"/>
           <w:u w:val="none"/>
         </w:rPr>
-        <w:t xml:space="preserve">9 </w:t>
+        <w:t xml:space="preserve">9  </w:t>
       </w:r>
       <w:r>
         <w:rPr>
           <w:rFonts w:ascii="맑은 고딕" w:hAnsi="맑은 고딕" w:eastAsia="맑은 고딕"/>
           <w:b w:val="0"/>
           <w:i w:val="0"/>
-          <w:sz w:val="19"/>
+          <w:sz w:val="17"/>
           <w:u w:val="none"/>
         </w:rPr>
-        <w:t xml:space="preserve">③   │   </w:t>
-      </w:r>
+        <w:t>⑤</w:t>
+      </w:r>
+    </w:p>
+    <w:p>
+      <w:pPr>
+        <w:spacing w:before="0" w:after="20" w:line="259" w:lineRule="auto"/>
+      </w:pPr>
       <w:r>
         <w:rPr>
           <w:rFonts w:ascii="맑은 고딕" w:hAnsi="맑은 고딕" w:eastAsia="맑은 고딕"/>
           <w:b/>
           <w:i w:val="0"/>
-          <w:sz w:val="19"/>
+          <w:sz w:val="17"/>
           <w:u w:val="none"/>
         </w:rPr>
-        <w:t xml:space="preserve">10 </w:t>
+        <w:t xml:space="preserve">10  </w:t>
       </w:r>
       <w:r>
         <w:rPr>
           <w:rFonts w:ascii="맑은 고딕" w:hAnsi="맑은 고딕" w:eastAsia="맑은 고딕"/>
           <w:b w:val="0"/>
           <w:i w:val="0"/>
-          <w:sz w:val="19"/>
+          <w:sz w:val="17"/>
           <w:u w:val="none"/>
         </w:rPr>
-        <w:t xml:space="preserve">⑤   │   </w:t>
-      </w:r>
+        <w:t>②</w:t>
+      </w:r>
+    </w:p>
+    <w:p>
+      <w:pPr>
+        <w:spacing w:before="0" w:after="20" w:line="259" w:lineRule="auto"/>
+      </w:pPr>
       <w:r>
         <w:rPr>
           <w:rFonts w:ascii="맑은 고딕" w:hAnsi="맑은 고딕" w:eastAsia="맑은 고딕"/>
           <w:b/>
           <w:i w:val="0"/>
-          <w:sz w:val="19"/>
+          <w:sz w:val="17"/>
           <w:u w:val="none"/>
         </w:rPr>
-        <w:t xml:space="preserve">11 </w:t>
+        <w:t xml:space="preserve">11  </w:t>
       </w:r>
       <w:r>
         <w:rPr>
           <w:rFonts w:ascii="맑은 고딕" w:hAnsi="맑은 고딕" w:eastAsia="맑은 고딕"/>
           <w:b w:val="0"/>
           <w:i w:val="0"/>
-          <w:sz w:val="19"/>
+          <w:sz w:val="17"/>
           <w:u w:val="none"/>
         </w:rPr>
-        <w:t xml:space="preserve">②   │   </w:t>
-      </w:r>
+        <w:t>③</w:t>
+      </w:r>
+    </w:p>
+    <w:p>
+      <w:pPr>
+        <w:spacing w:before="0" w:after="20" w:line="259" w:lineRule="auto"/>
+      </w:pPr>
       <w:r>
         <w:rPr>
           <w:rFonts w:ascii="맑은 고딕" w:hAnsi="맑은 고딕" w:eastAsia="맑은 고딕"/>
           <w:b/>
           <w:i w:val="0"/>
-          <w:sz w:val="19"/>
+          <w:sz w:val="17"/>
           <w:u w:val="none"/>
         </w:rPr>
-        <w:t xml:space="preserve">12 </w:t>
+        <w:t xml:space="preserve">12  </w:t>
       </w:r>
       <w:r>
         <w:rPr>
           <w:rFonts w:ascii="맑은 고딕" w:hAnsi="맑은 고딕" w:eastAsia="맑은 고딕"/>
           <w:b w:val="0"/>
           <w:i w:val="0"/>
-          <w:sz w:val="19"/>
+          <w:sz w:val="17"/>
           <w:u w:val="none"/>
         </w:rPr>
-        <w:t xml:space="preserve">②   │   </w:t>
-      </w:r>
+        <w:t>①</w:t>
+      </w:r>
+    </w:p>
+    <w:p>
+      <w:pPr>
+        <w:spacing w:before="0" w:after="20" w:line="259" w:lineRule="auto"/>
+      </w:pPr>
       <w:r>
         <w:rPr>
           <w:rFonts w:ascii="맑은 고딕" w:hAnsi="맑은 고딕" w:eastAsia="맑은 고딕"/>
           <w:b/>
           <w:i w:val="0"/>
-          <w:sz w:val="19"/>
+          <w:sz w:val="17"/>
           <w:u w:val="none"/>
         </w:rPr>
-        <w:t xml:space="preserve">13 </w:t>
+        <w:t xml:space="preserve">13  </w:t>
       </w:r>
       <w:r>
         <w:rPr>
           <w:rFonts w:ascii="맑은 고딕" w:hAnsi="맑은 고딕" w:eastAsia="맑은 고딕"/>
           <w:b w:val="0"/>
           <w:i w:val="0"/>
-          <w:sz w:val="19"/>
+          <w:sz w:val="17"/>
           <w:u w:val="none"/>
         </w:rPr>
-        <w:t xml:space="preserve">②   │   </w:t>
-      </w:r>
+        <w:t>②</w:t>
+      </w:r>
+    </w:p>
+    <w:p>
+      <w:pPr>
+        <w:spacing w:before="0" w:after="20" w:line="259" w:lineRule="auto"/>
+      </w:pPr>
       <w:r>
         <w:rPr>
           <w:rFonts w:ascii="맑은 고딕" w:hAnsi="맑은 고딕" w:eastAsia="맑은 고딕"/>
           <w:b/>
           <w:i w:val="0"/>
-          <w:sz w:val="19"/>
+          <w:sz w:val="17"/>
           <w:u w:val="none"/>
         </w:rPr>
-        <w:t xml:space="preserve">14 </w:t>
+        <w:t xml:space="preserve">14  </w:t>
       </w:r>
       <w:r>
         <w:rPr>
           <w:rFonts w:ascii="맑은 고딕" w:hAnsi="맑은 고딕" w:eastAsia="맑은 고딕"/>
           <w:b w:val="0"/>
           <w:i w:val="0"/>
-          <w:sz w:val="19"/>
+          <w:sz w:val="17"/>
           <w:u w:val="none"/>
         </w:rPr>
-        <w:t xml:space="preserve">③   │   </w:t>
-      </w:r>
+        <w:t>(1) in (2) during (3) on (4) for</w:t>
+      </w:r>
+    </w:p>
+    <w:p>
+      <w:pPr>
+        <w:spacing w:before="0" w:after="20" w:line="259" w:lineRule="auto"/>
+      </w:pPr>
       <w:r>
         <w:rPr>
           <w:rFonts w:ascii="맑은 고딕" w:hAnsi="맑은 고딕" w:eastAsia="맑은 고딕"/>
           <w:b/>
           <w:i w:val="0"/>
-          <w:sz w:val="19"/>
+          <w:sz w:val="17"/>
           <w:u w:val="none"/>
         </w:rPr>
-        <w:t xml:space="preserve">15 </w:t>
+        <w:t xml:space="preserve">15  </w:t>
       </w:r>
       <w:r>
         <w:rPr>
           <w:rFonts w:ascii="맑은 고딕" w:hAnsi="맑은 고딕" w:eastAsia="맑은 고딕"/>
           <w:b w:val="0"/>
           <w:i w:val="0"/>
-          <w:sz w:val="19"/>
+          <w:sz w:val="17"/>
           <w:u w:val="none"/>
         </w:rPr>
-        <w:t xml:space="preserve">①   │   </w:t>
-      </w:r>
+        <w:t>(1) Because(As) I had seen the movie before (2) If it is used properly</w:t>
+      </w:r>
+    </w:p>
+    <w:p>
+      <w:pPr>
+        <w:spacing w:before="0" w:after="20" w:line="259" w:lineRule="auto"/>
+      </w:pPr>
       <w:r>
         <w:rPr>
           <w:rFonts w:ascii="맑은 고딕" w:hAnsi="맑은 고딕" w:eastAsia="맑은 고딕"/>
           <w:b/>
           <w:i w:val="0"/>
-          <w:sz w:val="19"/>
+          <w:sz w:val="17"/>
           <w:u w:val="none"/>
         </w:rPr>
-        <w:t xml:space="preserve">16 </w:t>
+        <w:t xml:space="preserve">16  </w:t>
       </w:r>
       <w:r>
         <w:rPr>
           <w:rFonts w:ascii="맑은 고딕" w:hAnsi="맑은 고딕" w:eastAsia="맑은 고딕"/>
           <w:b w:val="0"/>
           <w:i w:val="0"/>
-          <w:sz w:val="19"/>
+          <w:sz w:val="17"/>
           <w:u w:val="none"/>
         </w:rPr>
-        <w:t xml:space="preserve">(1) in (2) during (3) on (4) for   │   </w:t>
-      </w:r>
+        <w:t>The faster technology develops, the more people will depend on it.</w:t>
+      </w:r>
+    </w:p>
+    <w:p>
+      <w:pPr>
+        <w:spacing w:before="0" w:after="20" w:line="259" w:lineRule="auto"/>
+      </w:pPr>
       <w:r>
         <w:rPr>
           <w:rFonts w:ascii="맑은 고딕" w:hAnsi="맑은 고딕" w:eastAsia="맑은 고딕"/>
           <w:b/>
           <w:i w:val="0"/>
-          <w:sz w:val="19"/>
+          <w:sz w:val="17"/>
           <w:u w:val="none"/>
         </w:rPr>
-        <w:t xml:space="preserve">17 </w:t>
+        <w:t xml:space="preserve">17  </w:t>
       </w:r>
       <w:r>
         <w:rPr>
           <w:rFonts w:ascii="맑은 고딕" w:hAnsi="맑은 고딕" w:eastAsia="맑은 고딕"/>
           <w:b w:val="0"/>
           <w:i w:val="0"/>
-          <w:sz w:val="19"/>
+          <w:sz w:val="17"/>
           <w:u w:val="none"/>
         </w:rPr>
-        <w:t xml:space="preserve">(1) After(When/Because) she had finished the report (2) If it is used properly   │   </w:t>
-      </w:r>
+        <w:t>So fast did he run that nobody could catch him.</w:t>
+      </w:r>
+    </w:p>
+    <w:p>
+      <w:pPr>
+        <w:spacing w:before="0" w:after="20" w:line="259" w:lineRule="auto"/>
+      </w:pPr>
       <w:r>
         <w:rPr>
           <w:rFonts w:ascii="맑은 고딕" w:hAnsi="맑은 고딕" w:eastAsia="맑은 고딕"/>
           <w:b/>
           <w:i w:val="0"/>
-          <w:sz w:val="19"/>
+          <w:sz w:val="17"/>
           <w:u w:val="none"/>
         </w:rPr>
-        <w:t xml:space="preserve">18 </w:t>
+        <w:t xml:space="preserve">18  </w:t>
       </w:r>
       <w:r>
         <w:rPr>
           <w:rFonts w:ascii="맑은 고딕" w:hAnsi="맑은 고딕" w:eastAsia="맑은 고딕"/>
           <w:b w:val="0"/>
           <w:i w:val="0"/>
-          <w:sz w:val="19"/>
+          <w:sz w:val="17"/>
           <w:u w:val="none"/>
         </w:rPr>
-        <w:t>The more people share rides, the fewer cars there will be on the road.</w:t>
+        <w:t>Tom saves money every month so that he can buy a new computer.</w:t>
       </w:r>
     </w:p>
     <w:sectPr>
       <w:pgSz w:w="11906" w:h="16838"/>
       <w:pgMar w:top="680" w:right="794" w:bottom="624" w:left="794" w:header="720" w:footer="720" w:gutter="0"/>
-      <w:cols w:num="1" w:space="360"/>
       <w:docGrid w:linePitch="360"/>
+      <w:cols w:num="2" w:space="360" w:sep="1"/>
     </w:sectPr>
   </w:body>
 </w:document>
